--- a/Лекции/Лекция03.06.2026.docx
+++ b/Лекции/Лекция03.06.2026.docx
@@ -149,7 +149,7 @@
           <w:color w:val="BCBEC4"/>
           <w:sz w:val="20"/>
           <w:szCs w:val="20"/>
-          <w:lang w:val="en-US" w:eastAsia="ru-RU"/>
+          <w:lang w:eastAsia="ru-RU"/>
         </w:rPr>
       </w:pPr>
       <w:proofErr w:type="spellStart"/>
@@ -245,7 +245,6 @@
           <w:rFonts w:ascii="Times New Roman" w:hAnsi="Times New Roman" w:cs="Times New Roman"/>
           <w:sz w:val="28"/>
           <w:szCs w:val="28"/>
-          <w:lang w:val="en-US"/>
         </w:rPr>
       </w:pPr>
       <w:r>
@@ -272,7 +271,6 @@
           <w:rFonts w:ascii="Times New Roman" w:hAnsi="Times New Roman" w:cs="Times New Roman"/>
           <w:sz w:val="28"/>
           <w:szCs w:val="28"/>
-          <w:lang w:val="en-US"/>
         </w:rPr>
       </w:pPr>
       <w:proofErr w:type="spellStart"/>
@@ -360,6 +358,2726 @@
             </a:graphic>
           </wp:inline>
         </w:drawing>
+      </w:r>
+    </w:p>
+    <w:p>
+      <w:pPr>
+        <w:rPr>
+          <w:rFonts w:ascii="Times New Roman" w:hAnsi="Times New Roman" w:cs="Times New Roman"/>
+          <w:sz w:val="28"/>
+          <w:szCs w:val="28"/>
+        </w:rPr>
+      </w:pPr>
+      <w:r>
+        <w:rPr>
+          <w:rFonts w:ascii="Times New Roman" w:hAnsi="Times New Roman" w:cs="Times New Roman"/>
+          <w:sz w:val="28"/>
+          <w:szCs w:val="28"/>
+        </w:rPr>
+        <w:lastRenderedPageBreak/>
+        <w:t xml:space="preserve">Для работы тестов добавить в </w:t>
+      </w:r>
+      <w:proofErr w:type="spellStart"/>
+      <w:proofErr w:type="gramStart"/>
+      <w:r>
+        <w:rPr>
+          <w:rFonts w:ascii="Times New Roman" w:hAnsi="Times New Roman" w:cs="Times New Roman"/>
+          <w:sz w:val="28"/>
+          <w:szCs w:val="28"/>
+          <w:lang w:val="en-US"/>
+        </w:rPr>
+        <w:t>grad</w:t>
+      </w:r>
+      <w:r>
+        <w:rPr>
+          <w:rFonts w:ascii="Times New Roman" w:hAnsi="Times New Roman" w:cs="Times New Roman"/>
+          <w:sz w:val="28"/>
+          <w:szCs w:val="28"/>
+          <w:lang w:val="en-US"/>
+        </w:rPr>
+        <w:t>le</w:t>
+      </w:r>
+      <w:proofErr w:type="spellEnd"/>
+      <w:r>
+        <w:rPr>
+          <w:rFonts w:ascii="Times New Roman" w:hAnsi="Times New Roman" w:cs="Times New Roman"/>
+          <w:sz w:val="28"/>
+          <w:szCs w:val="28"/>
+        </w:rPr>
+        <w:t>.</w:t>
+      </w:r>
+      <w:r>
+        <w:rPr>
+          <w:rFonts w:ascii="Times New Roman" w:hAnsi="Times New Roman" w:cs="Times New Roman"/>
+          <w:sz w:val="28"/>
+          <w:szCs w:val="28"/>
+          <w:lang w:val="en-US"/>
+        </w:rPr>
+        <w:t>properties</w:t>
+      </w:r>
+      <w:proofErr w:type="gramEnd"/>
+    </w:p>
+    <w:p>
+      <w:pPr>
+        <w:rPr>
+          <w:rFonts w:ascii="Times New Roman" w:hAnsi="Times New Roman" w:cs="Times New Roman"/>
+          <w:sz w:val="28"/>
+          <w:szCs w:val="28"/>
+          <w:lang w:val="en-US"/>
+        </w:rPr>
+      </w:pPr>
+      <w:proofErr w:type="spellStart"/>
+      <w:proofErr w:type="gramStart"/>
+      <w:r>
+        <w:rPr>
+          <w:rFonts w:ascii="Courier New" w:hAnsi="Courier New" w:cs="Courier New"/>
+          <w:color w:val="CF8E6D"/>
+          <w:sz w:val="18"/>
+          <w:szCs w:val="18"/>
+          <w:lang w:val="en-US"/>
+        </w:rPr>
+        <w:t>android.experimental</w:t>
+      </w:r>
+      <w:proofErr w:type="gramEnd"/>
+      <w:r>
+        <w:rPr>
+          <w:rFonts w:ascii="Courier New" w:hAnsi="Courier New" w:cs="Courier New"/>
+          <w:color w:val="CF8E6D"/>
+          <w:sz w:val="18"/>
+          <w:szCs w:val="18"/>
+          <w:lang w:val="en-US"/>
+        </w:rPr>
+        <w:t>.androidTest.useUnifiedTestPlatform</w:t>
+      </w:r>
+      <w:proofErr w:type="spellEnd"/>
+      <w:r>
+        <w:rPr>
+          <w:rFonts w:ascii="Courier New" w:hAnsi="Courier New" w:cs="Courier New"/>
+          <w:color w:val="808080"/>
+          <w:sz w:val="18"/>
+          <w:szCs w:val="18"/>
+          <w:lang w:val="en-US"/>
+        </w:rPr>
+        <w:t>=</w:t>
+      </w:r>
+      <w:r>
+        <w:rPr>
+          <w:rFonts w:ascii="Courier New" w:hAnsi="Courier New" w:cs="Courier New"/>
+          <w:color w:val="6AAB73"/>
+          <w:sz w:val="18"/>
+          <w:szCs w:val="18"/>
+          <w:lang w:val="en-US"/>
+        </w:rPr>
+        <w:t>false</w:t>
+      </w:r>
+    </w:p>
+    <w:p>
+      <w:pPr>
+        <w:rPr>
+          <w:rFonts w:ascii="Times New Roman" w:hAnsi="Times New Roman" w:cs="Times New Roman"/>
+          <w:sz w:val="28"/>
+          <w:szCs w:val="28"/>
+          <w:lang w:val="en-US"/>
+        </w:rPr>
+      </w:pPr>
+      <w:r>
+        <w:rPr>
+          <w:rFonts w:ascii="Times New Roman" w:hAnsi="Times New Roman" w:cs="Times New Roman"/>
+          <w:sz w:val="28"/>
+          <w:szCs w:val="28"/>
+          <w:lang w:val="en-US"/>
+        </w:rPr>
+        <w:t>Finders</w:t>
+      </w:r>
+    </w:p>
+    <w:p>
+      <w:pPr>
+        <w:rPr>
+          <w:rFonts w:ascii="Times New Roman" w:hAnsi="Times New Roman" w:cs="Times New Roman"/>
+          <w:sz w:val="28"/>
+          <w:szCs w:val="28"/>
+          <w:lang w:val="en-US"/>
+        </w:rPr>
+      </w:pPr>
+      <w:proofErr w:type="spellStart"/>
+      <w:r>
+        <w:rPr>
+          <w:rFonts w:ascii="Times New Roman" w:hAnsi="Times New Roman" w:cs="Times New Roman"/>
+          <w:sz w:val="28"/>
+          <w:szCs w:val="28"/>
+          <w:lang w:val="en-US"/>
+        </w:rPr>
+        <w:t>onNode</w:t>
+      </w:r>
+      <w:proofErr w:type="spellEnd"/>
+      <w:r>
+        <w:rPr>
+          <w:rFonts w:ascii="Times New Roman" w:hAnsi="Times New Roman" w:cs="Times New Roman"/>
+          <w:sz w:val="28"/>
+          <w:szCs w:val="28"/>
+          <w:lang w:val="en-US"/>
+        </w:rPr>
+        <w:t xml:space="preserve">(matcher) – </w:t>
+      </w:r>
+      <w:r>
+        <w:rPr>
+          <w:rFonts w:ascii="Times New Roman" w:hAnsi="Times New Roman" w:cs="Times New Roman"/>
+          <w:sz w:val="28"/>
+          <w:szCs w:val="28"/>
+        </w:rPr>
+        <w:t>наиболее</w:t>
+      </w:r>
+      <w:r>
+        <w:rPr>
+          <w:rFonts w:ascii="Times New Roman" w:hAnsi="Times New Roman" w:cs="Times New Roman"/>
+          <w:sz w:val="28"/>
+          <w:szCs w:val="28"/>
+          <w:lang w:val="en-US"/>
+        </w:rPr>
+        <w:t xml:space="preserve"> </w:t>
+      </w:r>
+      <w:r>
+        <w:rPr>
+          <w:rFonts w:ascii="Times New Roman" w:hAnsi="Times New Roman" w:cs="Times New Roman"/>
+          <w:sz w:val="28"/>
+          <w:szCs w:val="28"/>
+        </w:rPr>
+        <w:t>общий</w:t>
+      </w:r>
+    </w:p>
+    <w:p>
+      <w:pPr>
+        <w:rPr>
+          <w:rFonts w:ascii="Times New Roman" w:hAnsi="Times New Roman" w:cs="Times New Roman"/>
+          <w:sz w:val="28"/>
+          <w:szCs w:val="28"/>
+        </w:rPr>
+      </w:pPr>
+      <w:proofErr w:type="spellStart"/>
+      <w:proofErr w:type="gramStart"/>
+      <w:r>
+        <w:rPr>
+          <w:rFonts w:ascii="Times New Roman" w:hAnsi="Times New Roman" w:cs="Times New Roman"/>
+          <w:sz w:val="28"/>
+          <w:szCs w:val="28"/>
+          <w:lang w:val="en-US"/>
+        </w:rPr>
+        <w:t>onNodeWithContentDescription</w:t>
+      </w:r>
+      <w:proofErr w:type="spellEnd"/>
+      <w:r>
+        <w:rPr>
+          <w:rFonts w:ascii="Times New Roman" w:hAnsi="Times New Roman" w:cs="Times New Roman"/>
+          <w:sz w:val="28"/>
+          <w:szCs w:val="28"/>
+        </w:rPr>
+        <w:t>(</w:t>
+      </w:r>
+      <w:proofErr w:type="gramEnd"/>
+      <w:r>
+        <w:rPr>
+          <w:rFonts w:ascii="Times New Roman" w:hAnsi="Times New Roman" w:cs="Times New Roman"/>
+          <w:sz w:val="28"/>
+          <w:szCs w:val="28"/>
+        </w:rPr>
+        <w:t xml:space="preserve">) – </w:t>
+      </w:r>
+      <w:r>
+        <w:rPr>
+          <w:rFonts w:ascii="Times New Roman" w:hAnsi="Times New Roman" w:cs="Times New Roman"/>
+          <w:sz w:val="28"/>
+          <w:szCs w:val="28"/>
+        </w:rPr>
+        <w:t>свойство</w:t>
+      </w:r>
+      <w:r>
+        <w:rPr>
+          <w:rFonts w:ascii="Times New Roman" w:hAnsi="Times New Roman" w:cs="Times New Roman"/>
+          <w:sz w:val="28"/>
+          <w:szCs w:val="28"/>
+        </w:rPr>
+        <w:t xml:space="preserve">, </w:t>
+      </w:r>
+      <w:r>
+        <w:rPr>
+          <w:rFonts w:ascii="Times New Roman" w:hAnsi="Times New Roman" w:cs="Times New Roman"/>
+          <w:sz w:val="28"/>
+          <w:szCs w:val="28"/>
+        </w:rPr>
+        <w:t>указываемое</w:t>
+      </w:r>
+      <w:r>
+        <w:rPr>
+          <w:rFonts w:ascii="Times New Roman" w:hAnsi="Times New Roman" w:cs="Times New Roman"/>
+          <w:sz w:val="28"/>
+          <w:szCs w:val="28"/>
+        </w:rPr>
+        <w:t xml:space="preserve"> </w:t>
+      </w:r>
+      <w:r>
+        <w:rPr>
+          <w:rFonts w:ascii="Times New Roman" w:hAnsi="Times New Roman" w:cs="Times New Roman"/>
+          <w:sz w:val="28"/>
+          <w:szCs w:val="28"/>
+        </w:rPr>
+        <w:t>через</w:t>
+      </w:r>
+      <w:r>
+        <w:rPr>
+          <w:rFonts w:ascii="Times New Roman" w:hAnsi="Times New Roman" w:cs="Times New Roman"/>
+          <w:sz w:val="28"/>
+          <w:szCs w:val="28"/>
+        </w:rPr>
+        <w:t xml:space="preserve"> </w:t>
+      </w:r>
+      <w:r>
+        <w:rPr>
+          <w:rFonts w:ascii="Times New Roman" w:hAnsi="Times New Roman" w:cs="Times New Roman"/>
+          <w:sz w:val="28"/>
+          <w:szCs w:val="28"/>
+        </w:rPr>
+        <w:t>семантику</w:t>
+      </w:r>
+      <w:r>
+        <w:rPr>
+          <w:rFonts w:ascii="Times New Roman" w:hAnsi="Times New Roman" w:cs="Times New Roman"/>
+          <w:sz w:val="28"/>
+          <w:szCs w:val="28"/>
+        </w:rPr>
+        <w:t xml:space="preserve"> </w:t>
+      </w:r>
+      <w:r>
+        <w:rPr>
+          <w:rFonts w:ascii="Times New Roman" w:hAnsi="Times New Roman" w:cs="Times New Roman"/>
+          <w:sz w:val="28"/>
+          <w:szCs w:val="28"/>
+        </w:rPr>
+        <w:t>элемента</w:t>
+      </w:r>
+    </w:p>
+    <w:p>
+      <w:pPr>
+        <w:rPr>
+          <w:rFonts w:ascii="Times New Roman" w:hAnsi="Times New Roman" w:cs="Times New Roman"/>
+          <w:sz w:val="28"/>
+          <w:szCs w:val="28"/>
+        </w:rPr>
+      </w:pPr>
+      <w:proofErr w:type="spellStart"/>
+      <w:proofErr w:type="gramStart"/>
+      <w:r>
+        <w:rPr>
+          <w:rFonts w:ascii="Times New Roman" w:hAnsi="Times New Roman" w:cs="Times New Roman"/>
+          <w:sz w:val="28"/>
+          <w:szCs w:val="28"/>
+          <w:lang w:val="en-US"/>
+        </w:rPr>
+        <w:t>onNodeWithTag</w:t>
+      </w:r>
+      <w:proofErr w:type="spellEnd"/>
+      <w:r>
+        <w:rPr>
+          <w:rFonts w:ascii="Times New Roman" w:hAnsi="Times New Roman" w:cs="Times New Roman"/>
+          <w:sz w:val="28"/>
+          <w:szCs w:val="28"/>
+        </w:rPr>
+        <w:t>(</w:t>
+      </w:r>
+      <w:proofErr w:type="gramEnd"/>
+      <w:r>
+        <w:rPr>
+          <w:rFonts w:ascii="Times New Roman" w:hAnsi="Times New Roman" w:cs="Times New Roman"/>
+          <w:sz w:val="28"/>
+          <w:szCs w:val="28"/>
+        </w:rPr>
+        <w:t>)</w:t>
+      </w:r>
+      <w:r>
+        <w:rPr>
+          <w:rFonts w:ascii="Times New Roman" w:hAnsi="Times New Roman" w:cs="Times New Roman"/>
+          <w:sz w:val="28"/>
+          <w:szCs w:val="28"/>
+        </w:rPr>
+        <w:t xml:space="preserve"> – поиск по модификатору </w:t>
+      </w:r>
+      <w:proofErr w:type="spellStart"/>
+      <w:r>
+        <w:rPr>
+          <w:rFonts w:ascii="Times New Roman" w:hAnsi="Times New Roman" w:cs="Times New Roman"/>
+          <w:sz w:val="28"/>
+          <w:szCs w:val="28"/>
+          <w:lang w:val="en-US"/>
+        </w:rPr>
+        <w:t>testTag</w:t>
+      </w:r>
+      <w:proofErr w:type="spellEnd"/>
+    </w:p>
+    <w:p>
+      <w:pPr>
+        <w:rPr>
+          <w:rFonts w:ascii="Times New Roman" w:hAnsi="Times New Roman" w:cs="Times New Roman"/>
+          <w:sz w:val="28"/>
+          <w:szCs w:val="28"/>
+          <w:lang w:val="en-US"/>
+        </w:rPr>
+      </w:pPr>
+      <w:proofErr w:type="spellStart"/>
+      <w:proofErr w:type="gramStart"/>
+      <w:r>
+        <w:rPr>
+          <w:rFonts w:ascii="Times New Roman" w:hAnsi="Times New Roman" w:cs="Times New Roman"/>
+          <w:sz w:val="28"/>
+          <w:szCs w:val="28"/>
+          <w:lang w:val="en-US"/>
+        </w:rPr>
+        <w:t>onNodeWithText</w:t>
+      </w:r>
+      <w:proofErr w:type="spellEnd"/>
+      <w:r>
+        <w:rPr>
+          <w:rFonts w:ascii="Times New Roman" w:hAnsi="Times New Roman" w:cs="Times New Roman"/>
+          <w:sz w:val="28"/>
+          <w:szCs w:val="28"/>
+        </w:rPr>
+        <w:t>(</w:t>
+      </w:r>
+      <w:proofErr w:type="gramEnd"/>
+      <w:r>
+        <w:rPr>
+          <w:rFonts w:ascii="Times New Roman" w:hAnsi="Times New Roman" w:cs="Times New Roman"/>
+          <w:sz w:val="28"/>
+          <w:szCs w:val="28"/>
+        </w:rPr>
+        <w:t xml:space="preserve">) </w:t>
+      </w:r>
+      <w:r>
+        <w:rPr>
+          <w:rFonts w:ascii="Times New Roman" w:hAnsi="Times New Roman" w:cs="Times New Roman"/>
+          <w:sz w:val="28"/>
+          <w:szCs w:val="28"/>
+        </w:rPr>
+        <w:t>–</w:t>
+      </w:r>
+      <w:r>
+        <w:rPr>
+          <w:rFonts w:ascii="Times New Roman" w:hAnsi="Times New Roman" w:cs="Times New Roman"/>
+          <w:sz w:val="28"/>
+          <w:szCs w:val="28"/>
+        </w:rPr>
+        <w:t xml:space="preserve"> </w:t>
+      </w:r>
+      <w:r>
+        <w:rPr>
+          <w:rFonts w:ascii="Times New Roman" w:hAnsi="Times New Roman" w:cs="Times New Roman"/>
+          <w:sz w:val="28"/>
+          <w:szCs w:val="28"/>
+        </w:rPr>
+        <w:t>поиск по тексту</w:t>
+      </w:r>
+    </w:p>
+    <w:p>
+      <w:pPr>
+        <w:rPr>
+          <w:rFonts w:ascii="Times New Roman" w:hAnsi="Times New Roman" w:cs="Times New Roman"/>
+          <w:sz w:val="28"/>
+          <w:szCs w:val="28"/>
+        </w:rPr>
+      </w:pPr>
+      <w:proofErr w:type="spellStart"/>
+      <w:proofErr w:type="gramStart"/>
+      <w:r>
+        <w:rPr>
+          <w:rFonts w:ascii="Times New Roman" w:hAnsi="Times New Roman" w:cs="Times New Roman"/>
+          <w:sz w:val="28"/>
+          <w:szCs w:val="28"/>
+          <w:lang w:val="en-US"/>
+        </w:rPr>
+        <w:t>onRoot</w:t>
+      </w:r>
+      <w:proofErr w:type="spellEnd"/>
+      <w:r>
+        <w:rPr>
+          <w:rFonts w:ascii="Times New Roman" w:hAnsi="Times New Roman" w:cs="Times New Roman"/>
+          <w:sz w:val="28"/>
+          <w:szCs w:val="28"/>
+        </w:rPr>
+        <w:t>(</w:t>
+      </w:r>
+      <w:proofErr w:type="gramEnd"/>
+      <w:r>
+        <w:rPr>
+          <w:rFonts w:ascii="Times New Roman" w:hAnsi="Times New Roman" w:cs="Times New Roman"/>
+          <w:sz w:val="28"/>
+          <w:szCs w:val="28"/>
+        </w:rPr>
+        <w:t xml:space="preserve">) – </w:t>
+      </w:r>
+      <w:r>
+        <w:rPr>
+          <w:rFonts w:ascii="Times New Roman" w:hAnsi="Times New Roman" w:cs="Times New Roman"/>
+          <w:sz w:val="28"/>
+          <w:szCs w:val="28"/>
+        </w:rPr>
+        <w:t>получение корневого элемента</w:t>
+      </w:r>
+    </w:p>
+    <w:p>
+      <w:pPr>
+        <w:rPr>
+          <w:rFonts w:ascii="Times New Roman" w:hAnsi="Times New Roman" w:cs="Times New Roman"/>
+          <w:sz w:val="28"/>
+          <w:szCs w:val="28"/>
+        </w:rPr>
+      </w:pPr>
+      <w:proofErr w:type="spellStart"/>
+      <w:r>
+        <w:rPr>
+          <w:rFonts w:ascii="Times New Roman" w:hAnsi="Times New Roman" w:cs="Times New Roman"/>
+          <w:sz w:val="28"/>
+          <w:szCs w:val="28"/>
+          <w:lang w:val="en-US"/>
+        </w:rPr>
+        <w:t>onAllNodes</w:t>
+      </w:r>
+      <w:proofErr w:type="spellEnd"/>
+      <w:r>
+        <w:rPr>
+          <w:rFonts w:ascii="Times New Roman" w:hAnsi="Times New Roman" w:cs="Times New Roman"/>
+          <w:sz w:val="28"/>
+          <w:szCs w:val="28"/>
+        </w:rPr>
+        <w:t xml:space="preserve"> </w:t>
+      </w:r>
+      <w:r>
+        <w:rPr>
+          <w:rFonts w:ascii="Times New Roman" w:hAnsi="Times New Roman" w:cs="Times New Roman"/>
+          <w:sz w:val="28"/>
+          <w:szCs w:val="28"/>
+        </w:rPr>
+        <w:t>–</w:t>
+      </w:r>
+      <w:r>
+        <w:rPr>
+          <w:rFonts w:ascii="Times New Roman" w:hAnsi="Times New Roman" w:cs="Times New Roman"/>
+          <w:sz w:val="28"/>
+          <w:szCs w:val="28"/>
+        </w:rPr>
+        <w:t xml:space="preserve"> </w:t>
+      </w:r>
+      <w:r>
+        <w:rPr>
+          <w:rFonts w:ascii="Times New Roman" w:hAnsi="Times New Roman" w:cs="Times New Roman"/>
+          <w:sz w:val="28"/>
+          <w:szCs w:val="28"/>
+        </w:rPr>
+        <w:t>поиск всех подходящих по условию</w:t>
+      </w:r>
+    </w:p>
+    <w:p>
+      <w:pPr>
+        <w:rPr>
+          <w:rFonts w:ascii="Times New Roman" w:hAnsi="Times New Roman" w:cs="Times New Roman"/>
+          <w:sz w:val="28"/>
+          <w:szCs w:val="28"/>
+        </w:rPr>
+      </w:pPr>
+      <w:proofErr w:type="spellStart"/>
+      <w:r>
+        <w:rPr>
+          <w:rFonts w:ascii="Times New Roman" w:hAnsi="Times New Roman" w:cs="Times New Roman"/>
+          <w:sz w:val="28"/>
+          <w:szCs w:val="28"/>
+          <w:lang w:val="en-US"/>
+        </w:rPr>
+        <w:t>useUnmergedTree</w:t>
+      </w:r>
+      <w:proofErr w:type="spellEnd"/>
+      <w:r>
+        <w:rPr>
+          <w:rFonts w:ascii="Times New Roman" w:hAnsi="Times New Roman" w:cs="Times New Roman"/>
+          <w:sz w:val="28"/>
+          <w:szCs w:val="28"/>
+        </w:rPr>
+        <w:t xml:space="preserve"> – </w:t>
+      </w:r>
+      <w:r>
+        <w:rPr>
+          <w:rFonts w:ascii="Times New Roman" w:hAnsi="Times New Roman" w:cs="Times New Roman"/>
+          <w:sz w:val="28"/>
+          <w:szCs w:val="28"/>
+        </w:rPr>
+        <w:t>использовать необъединенное дерево (</w:t>
+      </w:r>
+      <w:r>
+        <w:rPr>
+          <w:rFonts w:ascii="Times New Roman" w:hAnsi="Times New Roman" w:cs="Times New Roman"/>
+          <w:sz w:val="28"/>
+          <w:szCs w:val="28"/>
+        </w:rPr>
+        <w:t>некоторые элементы могут быть объединены при компоновке</w:t>
+      </w:r>
+      <w:r>
+        <w:rPr>
+          <w:rFonts w:ascii="Times New Roman" w:hAnsi="Times New Roman" w:cs="Times New Roman"/>
+          <w:sz w:val="28"/>
+          <w:szCs w:val="28"/>
+        </w:rPr>
+        <w:t>)</w:t>
+      </w:r>
+    </w:p>
+    <w:p>
+      <w:pPr>
+        <w:rPr>
+          <w:rFonts w:ascii="Times New Roman" w:hAnsi="Times New Roman" w:cs="Times New Roman"/>
+          <w:sz w:val="28"/>
+          <w:szCs w:val="28"/>
+        </w:rPr>
+      </w:pPr>
+      <w:r>
+        <w:rPr>
+          <w:rFonts w:ascii="Times New Roman" w:hAnsi="Times New Roman" w:cs="Times New Roman"/>
+          <w:sz w:val="28"/>
+          <w:szCs w:val="28"/>
+          <w:lang w:val="en-US"/>
+        </w:rPr>
+        <w:t>Asserts</w:t>
+      </w:r>
+    </w:p>
+    <w:p>
+      <w:pPr>
+        <w:rPr>
+          <w:rFonts w:ascii="Times New Roman" w:hAnsi="Times New Roman" w:cs="Times New Roman"/>
+          <w:sz w:val="28"/>
+          <w:szCs w:val="28"/>
+        </w:rPr>
+      </w:pPr>
+      <w:r>
+        <w:rPr>
+          <w:rFonts w:ascii="Times New Roman" w:hAnsi="Times New Roman" w:cs="Times New Roman"/>
+          <w:sz w:val="28"/>
+          <w:szCs w:val="28"/>
+          <w:lang w:val="en-US"/>
+        </w:rPr>
+        <w:t>assert</w:t>
+      </w:r>
+      <w:r>
+        <w:rPr>
+          <w:rFonts w:ascii="Times New Roman" w:hAnsi="Times New Roman" w:cs="Times New Roman"/>
+          <w:sz w:val="28"/>
+          <w:szCs w:val="28"/>
+        </w:rPr>
+        <w:t>(</w:t>
+      </w:r>
+      <w:r>
+        <w:rPr>
+          <w:rFonts w:ascii="Times New Roman" w:hAnsi="Times New Roman" w:cs="Times New Roman"/>
+          <w:sz w:val="28"/>
+          <w:szCs w:val="28"/>
+          <w:lang w:val="en-US"/>
+        </w:rPr>
+        <w:t>matcher</w:t>
+      </w:r>
+      <w:r>
+        <w:rPr>
+          <w:rFonts w:ascii="Times New Roman" w:hAnsi="Times New Roman" w:cs="Times New Roman"/>
+          <w:sz w:val="28"/>
+          <w:szCs w:val="28"/>
+        </w:rPr>
+        <w:t>)</w:t>
+      </w:r>
+      <w:r>
+        <w:rPr>
+          <w:rFonts w:ascii="Times New Roman" w:hAnsi="Times New Roman" w:cs="Times New Roman"/>
+          <w:sz w:val="28"/>
+          <w:szCs w:val="28"/>
+        </w:rPr>
+        <w:t xml:space="preserve"> – наиболее общий, гибкий для настройки</w:t>
+      </w:r>
+    </w:p>
+    <w:p>
+      <w:pPr>
+        <w:rPr>
+          <w:rFonts w:ascii="Times New Roman" w:hAnsi="Times New Roman" w:cs="Times New Roman"/>
+          <w:sz w:val="28"/>
+          <w:szCs w:val="28"/>
+        </w:rPr>
+      </w:pPr>
+      <w:proofErr w:type="spellStart"/>
+      <w:proofErr w:type="gramStart"/>
+      <w:r>
+        <w:rPr>
+          <w:rFonts w:ascii="Times New Roman" w:hAnsi="Times New Roman" w:cs="Times New Roman"/>
+          <w:sz w:val="28"/>
+          <w:szCs w:val="28"/>
+          <w:lang w:val="en-US"/>
+        </w:rPr>
+        <w:t>assertExists</w:t>
+      </w:r>
+      <w:proofErr w:type="spellEnd"/>
+      <w:r>
+        <w:rPr>
+          <w:rFonts w:ascii="Times New Roman" w:hAnsi="Times New Roman" w:cs="Times New Roman"/>
+          <w:sz w:val="28"/>
+          <w:szCs w:val="28"/>
+          <w:lang w:val="en-US"/>
+        </w:rPr>
+        <w:t>(</w:t>
+      </w:r>
+      <w:proofErr w:type="gramEnd"/>
+      <w:r>
+        <w:rPr>
+          <w:rFonts w:ascii="Times New Roman" w:hAnsi="Times New Roman" w:cs="Times New Roman"/>
+          <w:sz w:val="28"/>
+          <w:szCs w:val="28"/>
+          <w:lang w:val="en-US"/>
+        </w:rPr>
+        <w:t xml:space="preserve">) – </w:t>
+      </w:r>
+      <w:r>
+        <w:rPr>
+          <w:rFonts w:ascii="Times New Roman" w:hAnsi="Times New Roman" w:cs="Times New Roman"/>
+          <w:sz w:val="28"/>
+          <w:szCs w:val="28"/>
+        </w:rPr>
+        <w:t>проверка существования</w:t>
+      </w:r>
+    </w:p>
+    <w:p>
+      <w:pPr>
+        <w:rPr>
+          <w:rFonts w:ascii="Times New Roman" w:hAnsi="Times New Roman" w:cs="Times New Roman"/>
+          <w:sz w:val="28"/>
+          <w:szCs w:val="28"/>
+          <w:lang w:val="en-US"/>
+        </w:rPr>
+      </w:pPr>
+      <w:proofErr w:type="spellStart"/>
+      <w:proofErr w:type="gramStart"/>
+      <w:r>
+        <w:rPr>
+          <w:rFonts w:ascii="Times New Roman" w:hAnsi="Times New Roman" w:cs="Times New Roman"/>
+          <w:sz w:val="28"/>
+          <w:szCs w:val="28"/>
+          <w:lang w:val="en-US"/>
+        </w:rPr>
+        <w:t>assertDoesNotExists</w:t>
+      </w:r>
+      <w:proofErr w:type="spellEnd"/>
+      <w:r>
+        <w:rPr>
+          <w:rFonts w:ascii="Times New Roman" w:hAnsi="Times New Roman" w:cs="Times New Roman"/>
+          <w:sz w:val="28"/>
+          <w:szCs w:val="28"/>
+          <w:lang w:val="en-US"/>
+        </w:rPr>
+        <w:t>(</w:t>
+      </w:r>
+      <w:proofErr w:type="gramEnd"/>
+      <w:r>
+        <w:rPr>
+          <w:rFonts w:ascii="Times New Roman" w:hAnsi="Times New Roman" w:cs="Times New Roman"/>
+          <w:sz w:val="28"/>
+          <w:szCs w:val="28"/>
+          <w:lang w:val="en-US"/>
+        </w:rPr>
+        <w:t xml:space="preserve">) – </w:t>
+      </w:r>
+      <w:r>
+        <w:rPr>
+          <w:rFonts w:ascii="Times New Roman" w:hAnsi="Times New Roman" w:cs="Times New Roman"/>
+          <w:sz w:val="28"/>
+          <w:szCs w:val="28"/>
+        </w:rPr>
+        <w:t>не</w:t>
+      </w:r>
+      <w:r>
+        <w:rPr>
+          <w:rFonts w:ascii="Times New Roman" w:hAnsi="Times New Roman" w:cs="Times New Roman"/>
+          <w:sz w:val="28"/>
+          <w:szCs w:val="28"/>
+          <w:lang w:val="en-US"/>
+        </w:rPr>
+        <w:t xml:space="preserve"> </w:t>
+      </w:r>
+      <w:r>
+        <w:rPr>
+          <w:rFonts w:ascii="Times New Roman" w:hAnsi="Times New Roman" w:cs="Times New Roman"/>
+          <w:sz w:val="28"/>
+          <w:szCs w:val="28"/>
+        </w:rPr>
+        <w:t>существует</w:t>
+      </w:r>
+    </w:p>
+    <w:p>
+      <w:pPr>
+        <w:rPr>
+          <w:rFonts w:ascii="Times New Roman" w:hAnsi="Times New Roman" w:cs="Times New Roman"/>
+          <w:sz w:val="28"/>
+          <w:szCs w:val="28"/>
+        </w:rPr>
+      </w:pPr>
+      <w:proofErr w:type="spellStart"/>
+      <w:r>
+        <w:rPr>
+          <w:rFonts w:ascii="Times New Roman" w:hAnsi="Times New Roman" w:cs="Times New Roman"/>
+          <w:sz w:val="28"/>
+          <w:szCs w:val="28"/>
+          <w:lang w:val="en-US"/>
+        </w:rPr>
+        <w:t>assertIs</w:t>
+      </w:r>
+      <w:proofErr w:type="spellEnd"/>
+      <w:r>
+        <w:rPr>
+          <w:rFonts w:ascii="Times New Roman" w:hAnsi="Times New Roman" w:cs="Times New Roman"/>
+          <w:sz w:val="28"/>
+          <w:szCs w:val="28"/>
+        </w:rPr>
+        <w:t>[</w:t>
+      </w:r>
+      <w:r>
+        <w:rPr>
+          <w:rFonts w:ascii="Times New Roman" w:hAnsi="Times New Roman" w:cs="Times New Roman"/>
+          <w:sz w:val="28"/>
+          <w:szCs w:val="28"/>
+          <w:lang w:val="en-US"/>
+        </w:rPr>
+        <w:t>Not</w:t>
+      </w:r>
+      <w:r>
+        <w:rPr>
+          <w:rFonts w:ascii="Times New Roman" w:hAnsi="Times New Roman" w:cs="Times New Roman"/>
+          <w:sz w:val="28"/>
+          <w:szCs w:val="28"/>
+        </w:rPr>
+        <w:t>]</w:t>
+      </w:r>
+      <w:proofErr w:type="gramStart"/>
+      <w:r>
+        <w:rPr>
+          <w:rFonts w:ascii="Times New Roman" w:hAnsi="Times New Roman" w:cs="Times New Roman"/>
+          <w:sz w:val="28"/>
+          <w:szCs w:val="28"/>
+          <w:lang w:val="en-US"/>
+        </w:rPr>
+        <w:t>Displayed</w:t>
+      </w:r>
+      <w:r>
+        <w:rPr>
+          <w:rFonts w:ascii="Times New Roman" w:hAnsi="Times New Roman" w:cs="Times New Roman"/>
+          <w:sz w:val="28"/>
+          <w:szCs w:val="28"/>
+        </w:rPr>
+        <w:t>(</w:t>
+      </w:r>
+      <w:proofErr w:type="gramEnd"/>
+      <w:r>
+        <w:rPr>
+          <w:rFonts w:ascii="Times New Roman" w:hAnsi="Times New Roman" w:cs="Times New Roman"/>
+          <w:sz w:val="28"/>
+          <w:szCs w:val="28"/>
+        </w:rPr>
+        <w:t xml:space="preserve">) – </w:t>
+      </w:r>
+      <w:r>
+        <w:rPr>
+          <w:rFonts w:ascii="Times New Roman" w:hAnsi="Times New Roman" w:cs="Times New Roman"/>
+          <w:sz w:val="28"/>
+          <w:szCs w:val="28"/>
+        </w:rPr>
+        <w:t>виден / не виден пользователю</w:t>
+      </w:r>
+    </w:p>
+    <w:p>
+      <w:pPr>
+        <w:rPr>
+          <w:rFonts w:ascii="Times New Roman" w:hAnsi="Times New Roman" w:cs="Times New Roman"/>
+          <w:sz w:val="28"/>
+          <w:szCs w:val="28"/>
+          <w:lang w:val="en-US"/>
+        </w:rPr>
+      </w:pPr>
+      <w:proofErr w:type="spellStart"/>
+      <w:r>
+        <w:rPr>
+          <w:rFonts w:ascii="Times New Roman" w:hAnsi="Times New Roman" w:cs="Times New Roman"/>
+          <w:sz w:val="28"/>
+          <w:szCs w:val="28"/>
+          <w:lang w:val="en-US"/>
+        </w:rPr>
+        <w:t>assertIs</w:t>
+      </w:r>
+      <w:proofErr w:type="spellEnd"/>
+      <w:r>
+        <w:rPr>
+          <w:rFonts w:ascii="Times New Roman" w:hAnsi="Times New Roman" w:cs="Times New Roman"/>
+          <w:sz w:val="28"/>
+          <w:szCs w:val="28"/>
+          <w:lang w:val="en-US"/>
+        </w:rPr>
+        <w:t xml:space="preserve">[Not]Enabled – </w:t>
+      </w:r>
+      <w:r>
+        <w:rPr>
+          <w:rFonts w:ascii="Times New Roman" w:hAnsi="Times New Roman" w:cs="Times New Roman"/>
+          <w:sz w:val="28"/>
+          <w:szCs w:val="28"/>
+        </w:rPr>
+        <w:t>активен</w:t>
+      </w:r>
+      <w:r>
+        <w:rPr>
+          <w:rFonts w:ascii="Times New Roman" w:hAnsi="Times New Roman" w:cs="Times New Roman"/>
+          <w:sz w:val="28"/>
+          <w:szCs w:val="28"/>
+          <w:lang w:val="en-US"/>
+        </w:rPr>
+        <w:t xml:space="preserve"> / </w:t>
+      </w:r>
+      <w:r>
+        <w:rPr>
+          <w:rFonts w:ascii="Times New Roman" w:hAnsi="Times New Roman" w:cs="Times New Roman"/>
+          <w:sz w:val="28"/>
+          <w:szCs w:val="28"/>
+        </w:rPr>
+        <w:t>нет</w:t>
+      </w:r>
+    </w:p>
+    <w:p>
+      <w:pPr>
+        <w:rPr>
+          <w:rFonts w:ascii="Times New Roman" w:hAnsi="Times New Roman" w:cs="Times New Roman"/>
+          <w:sz w:val="28"/>
+          <w:szCs w:val="28"/>
+          <w:lang w:val="en-US"/>
+        </w:rPr>
+      </w:pPr>
+      <w:proofErr w:type="spellStart"/>
+      <w:r>
+        <w:rPr>
+          <w:rFonts w:ascii="Times New Roman" w:hAnsi="Times New Roman" w:cs="Times New Roman"/>
+          <w:sz w:val="28"/>
+          <w:szCs w:val="28"/>
+          <w:lang w:val="en-US"/>
+        </w:rPr>
+        <w:t>assertIs</w:t>
+      </w:r>
+      <w:proofErr w:type="spellEnd"/>
+      <w:r>
+        <w:rPr>
+          <w:rFonts w:ascii="Times New Roman" w:hAnsi="Times New Roman" w:cs="Times New Roman"/>
+          <w:sz w:val="28"/>
+          <w:szCs w:val="28"/>
+          <w:lang w:val="en-US"/>
+        </w:rPr>
+        <w:t xml:space="preserve">[Not]Focused – </w:t>
+      </w:r>
+      <w:r>
+        <w:rPr>
+          <w:rFonts w:ascii="Times New Roman" w:hAnsi="Times New Roman" w:cs="Times New Roman"/>
+          <w:sz w:val="28"/>
+          <w:szCs w:val="28"/>
+        </w:rPr>
+        <w:t>В</w:t>
+      </w:r>
+      <w:r>
+        <w:rPr>
+          <w:rFonts w:ascii="Times New Roman" w:hAnsi="Times New Roman" w:cs="Times New Roman"/>
+          <w:sz w:val="28"/>
+          <w:szCs w:val="28"/>
+          <w:lang w:val="en-US"/>
+        </w:rPr>
+        <w:t xml:space="preserve"> </w:t>
+      </w:r>
+      <w:r>
+        <w:rPr>
+          <w:rFonts w:ascii="Times New Roman" w:hAnsi="Times New Roman" w:cs="Times New Roman"/>
+          <w:sz w:val="28"/>
+          <w:szCs w:val="28"/>
+        </w:rPr>
+        <w:t>фокусе</w:t>
+      </w:r>
+      <w:r>
+        <w:rPr>
+          <w:rFonts w:ascii="Times New Roman" w:hAnsi="Times New Roman" w:cs="Times New Roman"/>
+          <w:sz w:val="28"/>
+          <w:szCs w:val="28"/>
+          <w:lang w:val="en-US"/>
+        </w:rPr>
+        <w:t xml:space="preserve"> / </w:t>
+      </w:r>
+      <w:r>
+        <w:rPr>
+          <w:rFonts w:ascii="Times New Roman" w:hAnsi="Times New Roman" w:cs="Times New Roman"/>
+          <w:sz w:val="28"/>
+          <w:szCs w:val="28"/>
+        </w:rPr>
+        <w:t>нет</w:t>
+      </w:r>
+    </w:p>
+    <w:p>
+      <w:pPr>
+        <w:rPr>
+          <w:rFonts w:ascii="Times New Roman" w:hAnsi="Times New Roman" w:cs="Times New Roman"/>
+          <w:sz w:val="28"/>
+          <w:szCs w:val="28"/>
+          <w:lang w:val="en-US"/>
+        </w:rPr>
+      </w:pPr>
+      <w:proofErr w:type="spellStart"/>
+      <w:r>
+        <w:rPr>
+          <w:rFonts w:ascii="Times New Roman" w:hAnsi="Times New Roman" w:cs="Times New Roman"/>
+          <w:sz w:val="28"/>
+          <w:szCs w:val="28"/>
+          <w:lang w:val="en-US"/>
+        </w:rPr>
+        <w:t>assertIs</w:t>
+      </w:r>
+      <w:proofErr w:type="spellEnd"/>
+      <w:r>
+        <w:rPr>
+          <w:rFonts w:ascii="Times New Roman" w:hAnsi="Times New Roman" w:cs="Times New Roman"/>
+          <w:sz w:val="28"/>
+          <w:szCs w:val="28"/>
+          <w:lang w:val="en-US"/>
+        </w:rPr>
+        <w:t xml:space="preserve">[Not]Selected – </w:t>
+      </w:r>
+      <w:r>
+        <w:rPr>
+          <w:rFonts w:ascii="Times New Roman" w:hAnsi="Times New Roman" w:cs="Times New Roman"/>
+          <w:sz w:val="28"/>
+          <w:szCs w:val="28"/>
+        </w:rPr>
+        <w:t>выбран</w:t>
+      </w:r>
+      <w:r>
+        <w:rPr>
+          <w:rFonts w:ascii="Times New Roman" w:hAnsi="Times New Roman" w:cs="Times New Roman"/>
+          <w:sz w:val="28"/>
+          <w:szCs w:val="28"/>
+          <w:lang w:val="en-US"/>
+        </w:rPr>
+        <w:t xml:space="preserve"> / </w:t>
+      </w:r>
+      <w:r>
+        <w:rPr>
+          <w:rFonts w:ascii="Times New Roman" w:hAnsi="Times New Roman" w:cs="Times New Roman"/>
+          <w:sz w:val="28"/>
+          <w:szCs w:val="28"/>
+        </w:rPr>
+        <w:t>нет</w:t>
+      </w:r>
+    </w:p>
+    <w:p>
+      <w:pPr>
+        <w:rPr>
+          <w:rFonts w:ascii="Times New Roman" w:hAnsi="Times New Roman" w:cs="Times New Roman"/>
+          <w:sz w:val="28"/>
+          <w:szCs w:val="28"/>
+          <w:lang w:val="en-US"/>
+        </w:rPr>
+      </w:pPr>
+      <w:proofErr w:type="spellStart"/>
+      <w:r>
+        <w:rPr>
+          <w:rFonts w:ascii="Times New Roman" w:hAnsi="Times New Roman" w:cs="Times New Roman"/>
+          <w:sz w:val="28"/>
+          <w:szCs w:val="28"/>
+          <w:lang w:val="en-US"/>
+        </w:rPr>
+        <w:t>assertIs</w:t>
+      </w:r>
+      <w:proofErr w:type="spellEnd"/>
+      <w:r>
+        <w:rPr>
+          <w:rFonts w:ascii="Times New Roman" w:hAnsi="Times New Roman" w:cs="Times New Roman"/>
+          <w:sz w:val="28"/>
+          <w:szCs w:val="28"/>
+          <w:lang w:val="en-US"/>
+        </w:rPr>
+        <w:t xml:space="preserve">[On/Off] – </w:t>
+      </w:r>
+      <w:r>
+        <w:rPr>
+          <w:rFonts w:ascii="Times New Roman" w:hAnsi="Times New Roman" w:cs="Times New Roman"/>
+          <w:sz w:val="28"/>
+          <w:szCs w:val="28"/>
+        </w:rPr>
+        <w:t>включен</w:t>
+      </w:r>
+      <w:r>
+        <w:rPr>
+          <w:rFonts w:ascii="Times New Roman" w:hAnsi="Times New Roman" w:cs="Times New Roman"/>
+          <w:sz w:val="28"/>
+          <w:szCs w:val="28"/>
+          <w:lang w:val="en-US"/>
+        </w:rPr>
+        <w:t xml:space="preserve"> / </w:t>
+      </w:r>
+      <w:r>
+        <w:rPr>
+          <w:rFonts w:ascii="Times New Roman" w:hAnsi="Times New Roman" w:cs="Times New Roman"/>
+          <w:sz w:val="28"/>
+          <w:szCs w:val="28"/>
+        </w:rPr>
+        <w:t>выключен</w:t>
+      </w:r>
+    </w:p>
+    <w:p>
+      <w:pPr>
+        <w:rPr>
+          <w:rFonts w:ascii="Times New Roman" w:hAnsi="Times New Roman" w:cs="Times New Roman"/>
+          <w:sz w:val="28"/>
+          <w:szCs w:val="28"/>
+        </w:rPr>
+      </w:pPr>
+      <w:proofErr w:type="spellStart"/>
+      <w:r>
+        <w:rPr>
+          <w:rFonts w:ascii="Times New Roman" w:hAnsi="Times New Roman" w:cs="Times New Roman"/>
+          <w:sz w:val="28"/>
+          <w:szCs w:val="28"/>
+          <w:lang w:val="en-US"/>
+        </w:rPr>
+        <w:t>assertIsTogglable</w:t>
+      </w:r>
+      <w:proofErr w:type="spellEnd"/>
+      <w:r>
+        <w:rPr>
+          <w:rFonts w:ascii="Times New Roman" w:hAnsi="Times New Roman" w:cs="Times New Roman"/>
+          <w:sz w:val="28"/>
+          <w:szCs w:val="28"/>
+          <w:lang w:val="en-US"/>
+        </w:rPr>
+        <w:t xml:space="preserve"> –</w:t>
+      </w:r>
+      <w:r>
+        <w:rPr>
+          <w:rFonts w:ascii="Times New Roman" w:hAnsi="Times New Roman" w:cs="Times New Roman"/>
+          <w:sz w:val="28"/>
+          <w:szCs w:val="28"/>
+        </w:rPr>
+        <w:t xml:space="preserve"> возможно переключить</w:t>
+      </w:r>
+    </w:p>
+    <w:p>
+      <w:pPr>
+        <w:rPr>
+          <w:rFonts w:ascii="Times New Roman" w:hAnsi="Times New Roman" w:cs="Times New Roman"/>
+          <w:sz w:val="28"/>
+          <w:szCs w:val="28"/>
+        </w:rPr>
+      </w:pPr>
+      <w:proofErr w:type="spellStart"/>
+      <w:r>
+        <w:rPr>
+          <w:rFonts w:ascii="Times New Roman" w:hAnsi="Times New Roman" w:cs="Times New Roman"/>
+          <w:sz w:val="28"/>
+          <w:szCs w:val="28"/>
+          <w:lang w:val="en-US"/>
+        </w:rPr>
+        <w:t>assertIsSelectable</w:t>
+      </w:r>
+      <w:proofErr w:type="spellEnd"/>
+      <w:r>
+        <w:rPr>
+          <w:rFonts w:ascii="Times New Roman" w:hAnsi="Times New Roman" w:cs="Times New Roman"/>
+          <w:sz w:val="28"/>
+          <w:szCs w:val="28"/>
+          <w:lang w:val="en-US"/>
+        </w:rPr>
+        <w:t xml:space="preserve"> – </w:t>
+      </w:r>
+      <w:r>
+        <w:rPr>
+          <w:rFonts w:ascii="Times New Roman" w:hAnsi="Times New Roman" w:cs="Times New Roman"/>
+          <w:sz w:val="28"/>
+          <w:szCs w:val="28"/>
+        </w:rPr>
+        <w:t>возможно выбрать</w:t>
+      </w:r>
+    </w:p>
+    <w:p>
+      <w:pPr>
+        <w:rPr>
+          <w:rFonts w:ascii="Times New Roman" w:hAnsi="Times New Roman" w:cs="Times New Roman"/>
+          <w:sz w:val="28"/>
+          <w:szCs w:val="28"/>
+        </w:rPr>
+      </w:pPr>
+      <w:proofErr w:type="spellStart"/>
+      <w:r>
+        <w:rPr>
+          <w:rFonts w:ascii="Times New Roman" w:hAnsi="Times New Roman" w:cs="Times New Roman"/>
+          <w:sz w:val="28"/>
+          <w:szCs w:val="28"/>
+          <w:lang w:val="en-US"/>
+        </w:rPr>
+        <w:t>assertTextEquals</w:t>
+      </w:r>
+      <w:proofErr w:type="spellEnd"/>
+      <w:r>
+        <w:rPr>
+          <w:rFonts w:ascii="Times New Roman" w:hAnsi="Times New Roman" w:cs="Times New Roman"/>
+          <w:sz w:val="28"/>
+          <w:szCs w:val="28"/>
+        </w:rPr>
+        <w:t xml:space="preserve"> – </w:t>
+      </w:r>
+      <w:r>
+        <w:rPr>
+          <w:rFonts w:ascii="Times New Roman" w:hAnsi="Times New Roman" w:cs="Times New Roman"/>
+          <w:sz w:val="28"/>
+          <w:szCs w:val="28"/>
+        </w:rPr>
+        <w:t>текст одинаковый</w:t>
+      </w:r>
+    </w:p>
+    <w:p>
+      <w:pPr>
+        <w:rPr>
+          <w:rFonts w:ascii="Times New Roman" w:hAnsi="Times New Roman" w:cs="Times New Roman"/>
+          <w:sz w:val="28"/>
+          <w:szCs w:val="28"/>
+        </w:rPr>
+      </w:pPr>
+      <w:proofErr w:type="spellStart"/>
+      <w:r>
+        <w:rPr>
+          <w:rFonts w:ascii="Times New Roman" w:hAnsi="Times New Roman" w:cs="Times New Roman"/>
+          <w:sz w:val="28"/>
+          <w:szCs w:val="28"/>
+          <w:lang w:val="en-US"/>
+        </w:rPr>
+        <w:t>assertTextContains</w:t>
+      </w:r>
+      <w:proofErr w:type="spellEnd"/>
+      <w:r>
+        <w:rPr>
+          <w:rFonts w:ascii="Times New Roman" w:hAnsi="Times New Roman" w:cs="Times New Roman"/>
+          <w:sz w:val="28"/>
+          <w:szCs w:val="28"/>
+        </w:rPr>
+        <w:t xml:space="preserve"> – </w:t>
+      </w:r>
+      <w:r>
+        <w:rPr>
+          <w:rFonts w:ascii="Times New Roman" w:hAnsi="Times New Roman" w:cs="Times New Roman"/>
+          <w:sz w:val="28"/>
+          <w:szCs w:val="28"/>
+        </w:rPr>
+        <w:t>текст содержит</w:t>
+      </w:r>
+    </w:p>
+    <w:p>
+      <w:pPr>
+        <w:rPr>
+          <w:rFonts w:ascii="Times New Roman" w:hAnsi="Times New Roman" w:cs="Times New Roman"/>
+          <w:sz w:val="28"/>
+          <w:szCs w:val="28"/>
+        </w:rPr>
+      </w:pPr>
+      <w:proofErr w:type="spellStart"/>
+      <w:r>
+        <w:rPr>
+          <w:rFonts w:ascii="Times New Roman" w:hAnsi="Times New Roman" w:cs="Times New Roman"/>
+          <w:sz w:val="28"/>
+          <w:szCs w:val="28"/>
+          <w:lang w:val="en-US"/>
+        </w:rPr>
+        <w:t>assertValueEquals</w:t>
+      </w:r>
+      <w:proofErr w:type="spellEnd"/>
+      <w:r>
+        <w:rPr>
+          <w:rFonts w:ascii="Times New Roman" w:hAnsi="Times New Roman" w:cs="Times New Roman"/>
+          <w:sz w:val="28"/>
+          <w:szCs w:val="28"/>
+        </w:rPr>
+        <w:t xml:space="preserve"> – </w:t>
+      </w:r>
+      <w:r>
+        <w:rPr>
+          <w:rFonts w:ascii="Times New Roman" w:hAnsi="Times New Roman" w:cs="Times New Roman"/>
+          <w:sz w:val="28"/>
+          <w:szCs w:val="28"/>
+        </w:rPr>
+        <w:t>значения равны</w:t>
+      </w:r>
+    </w:p>
+    <w:p>
+      <w:pPr>
+        <w:rPr>
+          <w:rFonts w:ascii="Times New Roman" w:hAnsi="Times New Roman" w:cs="Times New Roman"/>
+          <w:sz w:val="28"/>
+          <w:szCs w:val="28"/>
+        </w:rPr>
+      </w:pPr>
+      <w:proofErr w:type="spellStart"/>
+      <w:r>
+        <w:rPr>
+          <w:rFonts w:ascii="Times New Roman" w:hAnsi="Times New Roman" w:cs="Times New Roman"/>
+          <w:sz w:val="28"/>
+          <w:szCs w:val="28"/>
+          <w:lang w:val="en-US"/>
+        </w:rPr>
+        <w:t>assertAll</w:t>
+      </w:r>
+      <w:proofErr w:type="spellEnd"/>
+      <w:r>
+        <w:rPr>
+          <w:rFonts w:ascii="Times New Roman" w:hAnsi="Times New Roman" w:cs="Times New Roman"/>
+          <w:sz w:val="28"/>
+          <w:szCs w:val="28"/>
+        </w:rPr>
+        <w:t xml:space="preserve"> – </w:t>
+      </w:r>
+      <w:r>
+        <w:rPr>
+          <w:rFonts w:ascii="Times New Roman" w:hAnsi="Times New Roman" w:cs="Times New Roman"/>
+          <w:sz w:val="28"/>
+          <w:szCs w:val="28"/>
+        </w:rPr>
+        <w:t>все удовлетворяют условию</w:t>
+      </w:r>
+    </w:p>
+    <w:p>
+      <w:pPr>
+        <w:rPr>
+          <w:rFonts w:ascii="Times New Roman" w:hAnsi="Times New Roman" w:cs="Times New Roman"/>
+          <w:sz w:val="28"/>
+          <w:szCs w:val="28"/>
+        </w:rPr>
+      </w:pPr>
+      <w:proofErr w:type="spellStart"/>
+      <w:r>
+        <w:rPr>
+          <w:rFonts w:ascii="Times New Roman" w:hAnsi="Times New Roman" w:cs="Times New Roman"/>
+          <w:sz w:val="28"/>
+          <w:szCs w:val="28"/>
+          <w:lang w:val="en-US"/>
+        </w:rPr>
+        <w:t>assertAny</w:t>
+      </w:r>
+      <w:proofErr w:type="spellEnd"/>
+      <w:r>
+        <w:rPr>
+          <w:rFonts w:ascii="Times New Roman" w:hAnsi="Times New Roman" w:cs="Times New Roman"/>
+          <w:sz w:val="28"/>
+          <w:szCs w:val="28"/>
+        </w:rPr>
+        <w:t xml:space="preserve"> – </w:t>
+      </w:r>
+      <w:r>
+        <w:rPr>
+          <w:rFonts w:ascii="Times New Roman" w:hAnsi="Times New Roman" w:cs="Times New Roman"/>
+          <w:sz w:val="28"/>
+          <w:szCs w:val="28"/>
+        </w:rPr>
+        <w:t>хотя бы 1 удовлетворяют условию</w:t>
+      </w:r>
+    </w:p>
+    <w:p>
+      <w:pPr>
+        <w:rPr>
+          <w:rFonts w:ascii="Times New Roman" w:hAnsi="Times New Roman" w:cs="Times New Roman"/>
+          <w:sz w:val="28"/>
+          <w:szCs w:val="28"/>
+          <w:lang w:val="en-US"/>
+        </w:rPr>
+      </w:pPr>
+      <w:proofErr w:type="spellStart"/>
+      <w:r>
+        <w:rPr>
+          <w:rFonts w:ascii="Times New Roman" w:hAnsi="Times New Roman" w:cs="Times New Roman"/>
+          <w:sz w:val="28"/>
+          <w:szCs w:val="28"/>
+          <w:lang w:val="en-US"/>
+        </w:rPr>
+        <w:t>assertCountEquals</w:t>
+      </w:r>
+      <w:proofErr w:type="spellEnd"/>
+      <w:r>
+        <w:rPr>
+          <w:rFonts w:ascii="Times New Roman" w:hAnsi="Times New Roman" w:cs="Times New Roman"/>
+          <w:sz w:val="28"/>
+          <w:szCs w:val="28"/>
+          <w:lang w:val="en-US"/>
+        </w:rPr>
+        <w:t xml:space="preserve"> – </w:t>
+      </w:r>
+      <w:r>
+        <w:rPr>
+          <w:rFonts w:ascii="Times New Roman" w:hAnsi="Times New Roman" w:cs="Times New Roman"/>
+          <w:sz w:val="28"/>
+          <w:szCs w:val="28"/>
+        </w:rPr>
+        <w:t>проверка</w:t>
+      </w:r>
+      <w:r>
+        <w:rPr>
+          <w:rFonts w:ascii="Times New Roman" w:hAnsi="Times New Roman" w:cs="Times New Roman"/>
+          <w:sz w:val="28"/>
+          <w:szCs w:val="28"/>
+          <w:lang w:val="en-US"/>
+        </w:rPr>
+        <w:t xml:space="preserve"> </w:t>
+      </w:r>
+      <w:r>
+        <w:rPr>
+          <w:rFonts w:ascii="Times New Roman" w:hAnsi="Times New Roman" w:cs="Times New Roman"/>
+          <w:sz w:val="28"/>
+          <w:szCs w:val="28"/>
+        </w:rPr>
+        <w:t>количества</w:t>
+      </w:r>
+    </w:p>
+    <w:p>
+      <w:pPr>
+        <w:rPr>
+          <w:rFonts w:ascii="Times New Roman" w:hAnsi="Times New Roman" w:cs="Times New Roman"/>
+          <w:sz w:val="28"/>
+          <w:szCs w:val="28"/>
+          <w:lang w:val="en-US"/>
+        </w:rPr>
+      </w:pPr>
+      <w:r>
+        <w:rPr>
+          <w:rFonts w:ascii="Times New Roman" w:hAnsi="Times New Roman" w:cs="Times New Roman"/>
+          <w:sz w:val="28"/>
+          <w:szCs w:val="28"/>
+          <w:lang w:val="en-US"/>
+        </w:rPr>
+        <w:lastRenderedPageBreak/>
+        <w:t>Actions</w:t>
+      </w:r>
+    </w:p>
+    <w:p>
+      <w:pPr>
+        <w:rPr>
+          <w:rFonts w:ascii="Times New Roman" w:hAnsi="Times New Roman" w:cs="Times New Roman"/>
+          <w:sz w:val="28"/>
+          <w:szCs w:val="28"/>
+          <w:lang w:val="en-US"/>
+        </w:rPr>
+      </w:pPr>
+      <w:proofErr w:type="spellStart"/>
+      <w:r>
+        <w:rPr>
+          <w:rFonts w:ascii="Times New Roman" w:hAnsi="Times New Roman" w:cs="Times New Roman"/>
+          <w:sz w:val="28"/>
+          <w:szCs w:val="28"/>
+          <w:lang w:val="en-US"/>
+        </w:rPr>
+        <w:t>performClick</w:t>
+      </w:r>
+      <w:proofErr w:type="spellEnd"/>
+      <w:r>
+        <w:rPr>
+          <w:rFonts w:ascii="Times New Roman" w:hAnsi="Times New Roman" w:cs="Times New Roman"/>
+          <w:sz w:val="28"/>
+          <w:szCs w:val="28"/>
+          <w:lang w:val="en-US"/>
+        </w:rPr>
+        <w:t xml:space="preserve"> – </w:t>
+      </w:r>
+      <w:r>
+        <w:rPr>
+          <w:rFonts w:ascii="Times New Roman" w:hAnsi="Times New Roman" w:cs="Times New Roman"/>
+          <w:sz w:val="28"/>
+          <w:szCs w:val="28"/>
+        </w:rPr>
+        <w:t>нажатие</w:t>
+      </w:r>
+    </w:p>
+    <w:p>
+      <w:pPr>
+        <w:rPr>
+          <w:rFonts w:ascii="Times New Roman" w:hAnsi="Times New Roman" w:cs="Times New Roman"/>
+          <w:sz w:val="28"/>
+          <w:szCs w:val="28"/>
+          <w:lang w:val="en-US"/>
+        </w:rPr>
+      </w:pPr>
+      <w:proofErr w:type="spellStart"/>
+      <w:r>
+        <w:rPr>
+          <w:rFonts w:ascii="Times New Roman" w:hAnsi="Times New Roman" w:cs="Times New Roman"/>
+          <w:sz w:val="28"/>
+          <w:szCs w:val="28"/>
+          <w:lang w:val="en-US"/>
+        </w:rPr>
+        <w:t>performTextInput</w:t>
+      </w:r>
+      <w:proofErr w:type="spellEnd"/>
+      <w:r>
+        <w:rPr>
+          <w:rFonts w:ascii="Times New Roman" w:hAnsi="Times New Roman" w:cs="Times New Roman"/>
+          <w:sz w:val="28"/>
+          <w:szCs w:val="28"/>
+          <w:lang w:val="en-US"/>
+        </w:rPr>
+        <w:t xml:space="preserve"> – </w:t>
+      </w:r>
+      <w:r>
+        <w:rPr>
+          <w:rFonts w:ascii="Times New Roman" w:hAnsi="Times New Roman" w:cs="Times New Roman"/>
+          <w:sz w:val="28"/>
+          <w:szCs w:val="28"/>
+        </w:rPr>
+        <w:t>ввод</w:t>
+      </w:r>
+      <w:r>
+        <w:rPr>
+          <w:rFonts w:ascii="Times New Roman" w:hAnsi="Times New Roman" w:cs="Times New Roman"/>
+          <w:sz w:val="28"/>
+          <w:szCs w:val="28"/>
+          <w:lang w:val="en-US"/>
+        </w:rPr>
+        <w:t xml:space="preserve"> </w:t>
+      </w:r>
+      <w:r>
+        <w:rPr>
+          <w:rFonts w:ascii="Times New Roman" w:hAnsi="Times New Roman" w:cs="Times New Roman"/>
+          <w:sz w:val="28"/>
+          <w:szCs w:val="28"/>
+        </w:rPr>
+        <w:t>текста</w:t>
+      </w:r>
+    </w:p>
+    <w:p>
+      <w:pPr>
+        <w:rPr>
+          <w:rFonts w:ascii="Times New Roman" w:hAnsi="Times New Roman" w:cs="Times New Roman"/>
+          <w:sz w:val="28"/>
+          <w:szCs w:val="28"/>
+        </w:rPr>
+      </w:pPr>
+      <w:proofErr w:type="spellStart"/>
+      <w:r>
+        <w:rPr>
+          <w:rFonts w:ascii="Times New Roman" w:hAnsi="Times New Roman" w:cs="Times New Roman"/>
+          <w:sz w:val="28"/>
+          <w:szCs w:val="28"/>
+          <w:lang w:val="en-US"/>
+        </w:rPr>
+        <w:t>performTextReplacement</w:t>
+      </w:r>
+      <w:proofErr w:type="spellEnd"/>
+      <w:r>
+        <w:rPr>
+          <w:rFonts w:ascii="Times New Roman" w:hAnsi="Times New Roman" w:cs="Times New Roman"/>
+          <w:sz w:val="28"/>
+          <w:szCs w:val="28"/>
+          <w:lang w:val="en-US"/>
+        </w:rPr>
+        <w:t xml:space="preserve"> – </w:t>
+      </w:r>
+      <w:r>
+        <w:rPr>
+          <w:rFonts w:ascii="Times New Roman" w:hAnsi="Times New Roman" w:cs="Times New Roman"/>
+          <w:sz w:val="28"/>
+          <w:szCs w:val="28"/>
+        </w:rPr>
+        <w:t>заменяет текст на новый</w:t>
+      </w:r>
+    </w:p>
+    <w:p>
+      <w:pPr>
+        <w:rPr>
+          <w:rFonts w:ascii="Times New Roman" w:hAnsi="Times New Roman" w:cs="Times New Roman"/>
+          <w:sz w:val="28"/>
+          <w:szCs w:val="28"/>
+        </w:rPr>
+      </w:pPr>
+      <w:proofErr w:type="spellStart"/>
+      <w:r>
+        <w:rPr>
+          <w:rFonts w:ascii="Times New Roman" w:hAnsi="Times New Roman" w:cs="Times New Roman"/>
+          <w:sz w:val="28"/>
+          <w:szCs w:val="28"/>
+          <w:lang w:val="en-US"/>
+        </w:rPr>
+        <w:t>performTextClearance</w:t>
+      </w:r>
+      <w:proofErr w:type="spellEnd"/>
+      <w:r>
+        <w:rPr>
+          <w:rFonts w:ascii="Times New Roman" w:hAnsi="Times New Roman" w:cs="Times New Roman"/>
+          <w:sz w:val="28"/>
+          <w:szCs w:val="28"/>
+        </w:rPr>
+        <w:t xml:space="preserve"> – </w:t>
+      </w:r>
+      <w:r>
+        <w:rPr>
+          <w:rFonts w:ascii="Times New Roman" w:hAnsi="Times New Roman" w:cs="Times New Roman"/>
+          <w:sz w:val="28"/>
+          <w:szCs w:val="28"/>
+        </w:rPr>
+        <w:t>очистка поля</w:t>
+      </w:r>
+    </w:p>
+    <w:p>
+      <w:pPr>
+        <w:rPr>
+          <w:rFonts w:ascii="Times New Roman" w:hAnsi="Times New Roman" w:cs="Times New Roman"/>
+          <w:sz w:val="28"/>
+          <w:szCs w:val="28"/>
+        </w:rPr>
+      </w:pPr>
+      <w:proofErr w:type="spellStart"/>
+      <w:r>
+        <w:rPr>
+          <w:rFonts w:ascii="Times New Roman" w:hAnsi="Times New Roman" w:cs="Times New Roman"/>
+          <w:sz w:val="28"/>
+          <w:szCs w:val="28"/>
+          <w:lang w:val="en-US"/>
+        </w:rPr>
+        <w:t>performScrollTo</w:t>
+      </w:r>
+      <w:proofErr w:type="spellEnd"/>
+      <w:r>
+        <w:rPr>
+          <w:rFonts w:ascii="Times New Roman" w:hAnsi="Times New Roman" w:cs="Times New Roman"/>
+          <w:sz w:val="28"/>
+          <w:szCs w:val="28"/>
+        </w:rPr>
+        <w:t xml:space="preserve"> – </w:t>
+      </w:r>
+      <w:r>
+        <w:rPr>
+          <w:rFonts w:ascii="Times New Roman" w:hAnsi="Times New Roman" w:cs="Times New Roman"/>
+          <w:sz w:val="28"/>
+          <w:szCs w:val="28"/>
+        </w:rPr>
+        <w:t>имитация прокрутки до элемента</w:t>
+      </w:r>
+    </w:p>
+    <w:p>
+      <w:pPr>
+        <w:rPr>
+          <w:rFonts w:ascii="Times New Roman" w:hAnsi="Times New Roman" w:cs="Times New Roman"/>
+          <w:sz w:val="28"/>
+          <w:szCs w:val="28"/>
+        </w:rPr>
+      </w:pPr>
+      <w:r>
+        <w:rPr>
+          <w:rFonts w:ascii="Times New Roman" w:hAnsi="Times New Roman" w:cs="Times New Roman"/>
+          <w:sz w:val="28"/>
+          <w:szCs w:val="28"/>
+          <w:lang w:val="en-US"/>
+        </w:rPr>
+        <w:t>click</w:t>
+      </w:r>
+      <w:r>
+        <w:rPr>
+          <w:rFonts w:ascii="Times New Roman" w:hAnsi="Times New Roman" w:cs="Times New Roman"/>
+          <w:sz w:val="28"/>
+          <w:szCs w:val="28"/>
+        </w:rPr>
+        <w:t xml:space="preserve"> – </w:t>
+      </w:r>
+      <w:r>
+        <w:rPr>
+          <w:rFonts w:ascii="Times New Roman" w:hAnsi="Times New Roman" w:cs="Times New Roman"/>
+          <w:sz w:val="28"/>
+          <w:szCs w:val="28"/>
+        </w:rPr>
+        <w:t>нажатие</w:t>
+      </w:r>
+    </w:p>
+    <w:p>
+      <w:pPr>
+        <w:rPr>
+          <w:rFonts w:ascii="Times New Roman" w:hAnsi="Times New Roman" w:cs="Times New Roman"/>
+          <w:sz w:val="28"/>
+          <w:szCs w:val="28"/>
+        </w:rPr>
+      </w:pPr>
+      <w:proofErr w:type="spellStart"/>
+      <w:r>
+        <w:rPr>
+          <w:rFonts w:ascii="Times New Roman" w:hAnsi="Times New Roman" w:cs="Times New Roman"/>
+          <w:sz w:val="28"/>
+          <w:szCs w:val="28"/>
+          <w:lang w:val="en-US"/>
+        </w:rPr>
+        <w:t>doubleClick</w:t>
+      </w:r>
+      <w:proofErr w:type="spellEnd"/>
+      <w:r>
+        <w:rPr>
+          <w:rFonts w:ascii="Times New Roman" w:hAnsi="Times New Roman" w:cs="Times New Roman"/>
+          <w:sz w:val="28"/>
+          <w:szCs w:val="28"/>
+        </w:rPr>
+        <w:t xml:space="preserve"> – </w:t>
+      </w:r>
+      <w:r>
+        <w:rPr>
+          <w:rFonts w:ascii="Times New Roman" w:hAnsi="Times New Roman" w:cs="Times New Roman"/>
+          <w:sz w:val="28"/>
+          <w:szCs w:val="28"/>
+        </w:rPr>
+        <w:t>двойной</w:t>
+      </w:r>
+    </w:p>
+    <w:p>
+      <w:pPr>
+        <w:rPr>
+          <w:rFonts w:ascii="Times New Roman" w:hAnsi="Times New Roman" w:cs="Times New Roman"/>
+          <w:sz w:val="28"/>
+          <w:szCs w:val="28"/>
+          <w:lang w:val="en-US"/>
+        </w:rPr>
+      </w:pPr>
+      <w:proofErr w:type="spellStart"/>
+      <w:r>
+        <w:rPr>
+          <w:rFonts w:ascii="Times New Roman" w:hAnsi="Times New Roman" w:cs="Times New Roman"/>
+          <w:sz w:val="28"/>
+          <w:szCs w:val="28"/>
+          <w:lang w:val="en-US"/>
+        </w:rPr>
+        <w:t>longClick</w:t>
+      </w:r>
+      <w:proofErr w:type="spellEnd"/>
+      <w:r>
+        <w:rPr>
+          <w:rFonts w:ascii="Times New Roman" w:hAnsi="Times New Roman" w:cs="Times New Roman"/>
+          <w:sz w:val="28"/>
+          <w:szCs w:val="28"/>
+          <w:lang w:val="en-US"/>
+        </w:rPr>
+        <w:t xml:space="preserve"> – </w:t>
+      </w:r>
+      <w:r>
+        <w:rPr>
+          <w:rFonts w:ascii="Times New Roman" w:hAnsi="Times New Roman" w:cs="Times New Roman"/>
+          <w:sz w:val="28"/>
+          <w:szCs w:val="28"/>
+        </w:rPr>
+        <w:t>долгое</w:t>
+      </w:r>
+      <w:r>
+        <w:rPr>
+          <w:rFonts w:ascii="Times New Roman" w:hAnsi="Times New Roman" w:cs="Times New Roman"/>
+          <w:sz w:val="28"/>
+          <w:szCs w:val="28"/>
+          <w:lang w:val="en-US"/>
+        </w:rPr>
+        <w:t xml:space="preserve"> </w:t>
+      </w:r>
+      <w:r>
+        <w:rPr>
+          <w:rFonts w:ascii="Times New Roman" w:hAnsi="Times New Roman" w:cs="Times New Roman"/>
+          <w:sz w:val="28"/>
+          <w:szCs w:val="28"/>
+        </w:rPr>
+        <w:t>нажатие</w:t>
+      </w:r>
+    </w:p>
+    <w:p>
+      <w:pPr>
+        <w:rPr>
+          <w:rFonts w:ascii="Times New Roman" w:hAnsi="Times New Roman" w:cs="Times New Roman"/>
+          <w:sz w:val="28"/>
+          <w:szCs w:val="28"/>
+        </w:rPr>
+      </w:pPr>
+      <w:r>
+        <w:rPr>
+          <w:rFonts w:ascii="Times New Roman" w:hAnsi="Times New Roman" w:cs="Times New Roman"/>
+          <w:sz w:val="28"/>
+          <w:szCs w:val="28"/>
+          <w:lang w:val="en-US"/>
+        </w:rPr>
+        <w:t>swipe</w:t>
+      </w:r>
+      <w:r>
+        <w:rPr>
+          <w:rFonts w:ascii="Times New Roman" w:hAnsi="Times New Roman" w:cs="Times New Roman"/>
+          <w:sz w:val="28"/>
+          <w:szCs w:val="28"/>
+        </w:rPr>
+        <w:t>[</w:t>
+      </w:r>
+      <w:r>
+        <w:rPr>
+          <w:rFonts w:ascii="Times New Roman" w:hAnsi="Times New Roman" w:cs="Times New Roman"/>
+          <w:sz w:val="28"/>
+          <w:szCs w:val="28"/>
+          <w:lang w:val="en-US"/>
+        </w:rPr>
+        <w:t>Left</w:t>
+      </w:r>
+      <w:r>
+        <w:rPr>
+          <w:rFonts w:ascii="Times New Roman" w:hAnsi="Times New Roman" w:cs="Times New Roman"/>
+          <w:sz w:val="28"/>
+          <w:szCs w:val="28"/>
+        </w:rPr>
+        <w:t>/</w:t>
+      </w:r>
+      <w:r>
+        <w:rPr>
+          <w:rFonts w:ascii="Times New Roman" w:hAnsi="Times New Roman" w:cs="Times New Roman"/>
+          <w:sz w:val="28"/>
+          <w:szCs w:val="28"/>
+          <w:lang w:val="en-US"/>
+        </w:rPr>
+        <w:t>Right</w:t>
+      </w:r>
+      <w:r>
+        <w:rPr>
+          <w:rFonts w:ascii="Times New Roman" w:hAnsi="Times New Roman" w:cs="Times New Roman"/>
+          <w:sz w:val="28"/>
+          <w:szCs w:val="28"/>
+        </w:rPr>
+        <w:t>/</w:t>
+      </w:r>
+      <w:r>
+        <w:rPr>
+          <w:rFonts w:ascii="Times New Roman" w:hAnsi="Times New Roman" w:cs="Times New Roman"/>
+          <w:sz w:val="28"/>
+          <w:szCs w:val="28"/>
+          <w:lang w:val="en-US"/>
+        </w:rPr>
+        <w:t>Up</w:t>
+      </w:r>
+      <w:r>
+        <w:rPr>
+          <w:rFonts w:ascii="Times New Roman" w:hAnsi="Times New Roman" w:cs="Times New Roman"/>
+          <w:sz w:val="28"/>
+          <w:szCs w:val="28"/>
+        </w:rPr>
+        <w:t>/</w:t>
+      </w:r>
+      <w:r>
+        <w:rPr>
+          <w:rFonts w:ascii="Times New Roman" w:hAnsi="Times New Roman" w:cs="Times New Roman"/>
+          <w:sz w:val="28"/>
+          <w:szCs w:val="28"/>
+          <w:lang w:val="en-US"/>
+        </w:rPr>
+        <w:t>Down</w:t>
+      </w:r>
+      <w:r>
+        <w:rPr>
+          <w:rFonts w:ascii="Times New Roman" w:hAnsi="Times New Roman" w:cs="Times New Roman"/>
+          <w:sz w:val="28"/>
+          <w:szCs w:val="28"/>
+        </w:rPr>
+        <w:t xml:space="preserve">] – </w:t>
+      </w:r>
+      <w:proofErr w:type="spellStart"/>
+      <w:r>
+        <w:rPr>
+          <w:rFonts w:ascii="Times New Roman" w:hAnsi="Times New Roman" w:cs="Times New Roman"/>
+          <w:sz w:val="28"/>
+          <w:szCs w:val="28"/>
+        </w:rPr>
+        <w:t>свайпы</w:t>
+      </w:r>
+      <w:proofErr w:type="spellEnd"/>
+      <w:r>
+        <w:rPr>
+          <w:rFonts w:ascii="Times New Roman" w:hAnsi="Times New Roman" w:cs="Times New Roman"/>
+          <w:sz w:val="28"/>
+          <w:szCs w:val="28"/>
+        </w:rPr>
+        <w:t xml:space="preserve"> в разные стороны</w:t>
+      </w:r>
+    </w:p>
+    <w:p>
+      <w:pPr>
+        <w:rPr>
+          <w:rFonts w:ascii="Times New Roman" w:hAnsi="Times New Roman" w:cs="Times New Roman"/>
+          <w:sz w:val="28"/>
+          <w:szCs w:val="28"/>
+        </w:rPr>
+      </w:pPr>
+      <w:r>
+        <w:rPr>
+          <w:rFonts w:ascii="Times New Roman" w:hAnsi="Times New Roman" w:cs="Times New Roman"/>
+          <w:sz w:val="28"/>
+          <w:szCs w:val="28"/>
+          <w:lang w:val="en-US"/>
+        </w:rPr>
+        <w:t>pinch</w:t>
+      </w:r>
+      <w:r>
+        <w:rPr>
+          <w:rFonts w:ascii="Times New Roman" w:hAnsi="Times New Roman" w:cs="Times New Roman"/>
+          <w:sz w:val="28"/>
+          <w:szCs w:val="28"/>
+        </w:rPr>
+        <w:t xml:space="preserve"> – </w:t>
+      </w:r>
+      <w:r>
+        <w:rPr>
+          <w:rFonts w:ascii="Times New Roman" w:hAnsi="Times New Roman" w:cs="Times New Roman"/>
+          <w:sz w:val="28"/>
+          <w:szCs w:val="28"/>
+        </w:rPr>
+        <w:t>масштабирование двумя пальцами</w:t>
+      </w:r>
+    </w:p>
+    <w:p>
+      <w:pPr>
+        <w:rPr>
+          <w:rFonts w:ascii="Times New Roman" w:hAnsi="Times New Roman" w:cs="Times New Roman"/>
+          <w:sz w:val="28"/>
+          <w:szCs w:val="28"/>
+        </w:rPr>
+      </w:pPr>
+      <w:proofErr w:type="spellStart"/>
+      <w:r>
+        <w:rPr>
+          <w:rFonts w:ascii="Times New Roman" w:hAnsi="Times New Roman" w:cs="Times New Roman"/>
+          <w:sz w:val="28"/>
+          <w:szCs w:val="28"/>
+          <w:lang w:val="en-US"/>
+        </w:rPr>
+        <w:t>performTouchInput</w:t>
+      </w:r>
+      <w:proofErr w:type="spellEnd"/>
+      <w:r>
+        <w:rPr>
+          <w:rFonts w:ascii="Times New Roman" w:hAnsi="Times New Roman" w:cs="Times New Roman"/>
+          <w:sz w:val="28"/>
+          <w:szCs w:val="28"/>
+        </w:rPr>
+        <w:t xml:space="preserve"> – </w:t>
+      </w:r>
+      <w:r>
+        <w:rPr>
+          <w:rFonts w:ascii="Times New Roman" w:hAnsi="Times New Roman" w:cs="Times New Roman"/>
+          <w:sz w:val="28"/>
+          <w:szCs w:val="28"/>
+        </w:rPr>
+        <w:t>контейнер для сложных жестов</w:t>
+      </w:r>
+    </w:p>
+    <w:p>
+      <w:pPr>
+        <w:rPr>
+          <w:rFonts w:ascii="Times New Roman" w:hAnsi="Times New Roman" w:cs="Times New Roman"/>
+          <w:sz w:val="28"/>
+          <w:szCs w:val="28"/>
+        </w:rPr>
+      </w:pPr>
+      <w:r>
+        <w:rPr>
+          <w:rFonts w:ascii="Times New Roman" w:hAnsi="Times New Roman" w:cs="Times New Roman"/>
+          <w:sz w:val="28"/>
+          <w:szCs w:val="28"/>
+          <w:lang w:val="en-US"/>
+        </w:rPr>
+        <w:t>down</w:t>
+      </w:r>
+      <w:r>
+        <w:rPr>
+          <w:rFonts w:ascii="Times New Roman" w:hAnsi="Times New Roman" w:cs="Times New Roman"/>
+          <w:sz w:val="28"/>
+          <w:szCs w:val="28"/>
+        </w:rPr>
+        <w:t xml:space="preserve"> </w:t>
+      </w:r>
+      <w:r>
+        <w:rPr>
+          <w:rFonts w:ascii="Times New Roman" w:hAnsi="Times New Roman" w:cs="Times New Roman"/>
+          <w:sz w:val="28"/>
+          <w:szCs w:val="28"/>
+        </w:rPr>
+        <w:t>–</w:t>
+      </w:r>
+      <w:r>
+        <w:rPr>
+          <w:rFonts w:ascii="Times New Roman" w:hAnsi="Times New Roman" w:cs="Times New Roman"/>
+          <w:sz w:val="28"/>
+          <w:szCs w:val="28"/>
+        </w:rPr>
+        <w:t xml:space="preserve"> </w:t>
+      </w:r>
+      <w:r>
+        <w:rPr>
+          <w:rFonts w:ascii="Times New Roman" w:hAnsi="Times New Roman" w:cs="Times New Roman"/>
+          <w:sz w:val="28"/>
+          <w:szCs w:val="28"/>
+        </w:rPr>
+        <w:t>касание экрана</w:t>
+      </w:r>
+    </w:p>
+    <w:p>
+      <w:pPr>
+        <w:rPr>
+          <w:rFonts w:ascii="Times New Roman" w:hAnsi="Times New Roman" w:cs="Times New Roman"/>
+          <w:sz w:val="28"/>
+          <w:szCs w:val="28"/>
+        </w:rPr>
+      </w:pPr>
+      <w:proofErr w:type="spellStart"/>
+      <w:r>
+        <w:rPr>
+          <w:rFonts w:ascii="Times New Roman" w:hAnsi="Times New Roman" w:cs="Times New Roman"/>
+          <w:sz w:val="28"/>
+          <w:szCs w:val="28"/>
+          <w:lang w:val="en-US"/>
+        </w:rPr>
+        <w:t>moveTo</w:t>
+      </w:r>
+      <w:proofErr w:type="spellEnd"/>
+      <w:r>
+        <w:rPr>
+          <w:rFonts w:ascii="Times New Roman" w:hAnsi="Times New Roman" w:cs="Times New Roman"/>
+          <w:sz w:val="28"/>
+          <w:szCs w:val="28"/>
+        </w:rPr>
+        <w:t xml:space="preserve"> – </w:t>
+      </w:r>
+      <w:r>
+        <w:rPr>
+          <w:rFonts w:ascii="Times New Roman" w:hAnsi="Times New Roman" w:cs="Times New Roman"/>
+          <w:sz w:val="28"/>
+          <w:szCs w:val="28"/>
+        </w:rPr>
+        <w:t>перемещение в координаты</w:t>
+      </w:r>
+    </w:p>
+    <w:p>
+      <w:pPr>
+        <w:rPr>
+          <w:rFonts w:ascii="Times New Roman" w:hAnsi="Times New Roman" w:cs="Times New Roman"/>
+          <w:sz w:val="28"/>
+          <w:szCs w:val="28"/>
+        </w:rPr>
+      </w:pPr>
+      <w:proofErr w:type="spellStart"/>
+      <w:r>
+        <w:rPr>
+          <w:rFonts w:ascii="Times New Roman" w:hAnsi="Times New Roman" w:cs="Times New Roman"/>
+          <w:sz w:val="28"/>
+          <w:szCs w:val="28"/>
+          <w:lang w:val="en-US"/>
+        </w:rPr>
+        <w:t>moveBy</w:t>
+      </w:r>
+      <w:proofErr w:type="spellEnd"/>
+      <w:r>
+        <w:rPr>
+          <w:rFonts w:ascii="Times New Roman" w:hAnsi="Times New Roman" w:cs="Times New Roman"/>
+          <w:sz w:val="28"/>
+          <w:szCs w:val="28"/>
+          <w:lang w:val="en-US"/>
+        </w:rPr>
+        <w:t xml:space="preserve"> – </w:t>
+      </w:r>
+      <w:r>
+        <w:rPr>
+          <w:rFonts w:ascii="Times New Roman" w:hAnsi="Times New Roman" w:cs="Times New Roman"/>
+          <w:sz w:val="28"/>
+          <w:szCs w:val="28"/>
+        </w:rPr>
+        <w:t>перемещение относительно точки</w:t>
+      </w:r>
+    </w:p>
+    <w:p>
+      <w:pPr>
+        <w:rPr>
+          <w:rFonts w:ascii="Times New Roman" w:hAnsi="Times New Roman" w:cs="Times New Roman"/>
+          <w:sz w:val="28"/>
+          <w:szCs w:val="28"/>
+        </w:rPr>
+      </w:pPr>
+      <w:r>
+        <w:rPr>
+          <w:rFonts w:ascii="Times New Roman" w:hAnsi="Times New Roman" w:cs="Times New Roman"/>
+          <w:sz w:val="28"/>
+          <w:szCs w:val="28"/>
+          <w:lang w:val="en-US"/>
+        </w:rPr>
+        <w:t xml:space="preserve">up – </w:t>
+      </w:r>
+      <w:r>
+        <w:rPr>
+          <w:rFonts w:ascii="Times New Roman" w:hAnsi="Times New Roman" w:cs="Times New Roman"/>
+          <w:sz w:val="28"/>
+          <w:szCs w:val="28"/>
+        </w:rPr>
+        <w:t>отпустить палец</w:t>
+      </w:r>
+    </w:p>
+    <w:p>
+      <w:pPr>
+        <w:rPr>
+          <w:rFonts w:ascii="Times New Roman" w:hAnsi="Times New Roman" w:cs="Times New Roman"/>
+          <w:sz w:val="28"/>
+          <w:szCs w:val="28"/>
+          <w:lang w:val="en-US"/>
+        </w:rPr>
+      </w:pPr>
+      <w:proofErr w:type="spellStart"/>
+      <w:proofErr w:type="gramStart"/>
+      <w:r>
+        <w:rPr>
+          <w:rFonts w:ascii="Times New Roman" w:hAnsi="Times New Roman" w:cs="Times New Roman"/>
+          <w:sz w:val="28"/>
+          <w:szCs w:val="28"/>
+          <w:lang w:val="en-US"/>
+        </w:rPr>
+        <w:t>createComposeRule</w:t>
+      </w:r>
+      <w:proofErr w:type="spellEnd"/>
+      <w:r>
+        <w:rPr>
+          <w:rFonts w:ascii="Times New Roman" w:hAnsi="Times New Roman" w:cs="Times New Roman"/>
+          <w:sz w:val="28"/>
+          <w:szCs w:val="28"/>
+          <w:lang w:val="en-US"/>
+        </w:rPr>
+        <w:t>(</w:t>
+      </w:r>
+      <w:proofErr w:type="gramEnd"/>
+      <w:r>
+        <w:rPr>
+          <w:rFonts w:ascii="Times New Roman" w:hAnsi="Times New Roman" w:cs="Times New Roman"/>
+          <w:sz w:val="28"/>
+          <w:szCs w:val="28"/>
+          <w:lang w:val="en-US"/>
+        </w:rPr>
+        <w:t>)</w:t>
+      </w:r>
+    </w:p>
+    <w:p>
+      <w:pPr>
+        <w:rPr>
+          <w:rFonts w:ascii="Times New Roman" w:hAnsi="Times New Roman" w:cs="Times New Roman"/>
+          <w:sz w:val="28"/>
+          <w:szCs w:val="28"/>
+          <w:lang w:val="en-US"/>
+        </w:rPr>
+      </w:pPr>
+      <w:proofErr w:type="spellStart"/>
+      <w:r>
+        <w:rPr>
+          <w:rFonts w:ascii="Times New Roman" w:hAnsi="Times New Roman" w:cs="Times New Roman"/>
+          <w:sz w:val="28"/>
+          <w:szCs w:val="28"/>
+          <w:lang w:val="en-US"/>
+        </w:rPr>
+        <w:t>create</w:t>
+      </w:r>
+      <w:r>
+        <w:rPr>
+          <w:rFonts w:ascii="Times New Roman" w:hAnsi="Times New Roman" w:cs="Times New Roman"/>
+          <w:sz w:val="28"/>
+          <w:szCs w:val="28"/>
+          <w:lang w:val="en-US"/>
+        </w:rPr>
+        <w:t>Android</w:t>
+      </w:r>
+      <w:r>
+        <w:rPr>
+          <w:rFonts w:ascii="Times New Roman" w:hAnsi="Times New Roman" w:cs="Times New Roman"/>
+          <w:sz w:val="28"/>
+          <w:szCs w:val="28"/>
+          <w:lang w:val="en-US"/>
+        </w:rPr>
+        <w:t>ComposeRule</w:t>
+      </w:r>
+      <w:proofErr w:type="spellEnd"/>
+      <w:r>
+        <w:rPr>
+          <w:rFonts w:ascii="Times New Roman" w:hAnsi="Times New Roman" w:cs="Times New Roman"/>
+          <w:sz w:val="28"/>
+          <w:szCs w:val="28"/>
+          <w:lang w:val="en-US"/>
+        </w:rPr>
+        <w:t>&lt;Activity</w:t>
+      </w:r>
+      <w:proofErr w:type="gramStart"/>
+      <w:r>
+        <w:rPr>
+          <w:rFonts w:ascii="Times New Roman" w:hAnsi="Times New Roman" w:cs="Times New Roman"/>
+          <w:sz w:val="28"/>
+          <w:szCs w:val="28"/>
+          <w:lang w:val="en-US"/>
+        </w:rPr>
+        <w:t>&gt;</w:t>
+      </w:r>
+      <w:r>
+        <w:rPr>
+          <w:rFonts w:ascii="Times New Roman" w:hAnsi="Times New Roman" w:cs="Times New Roman"/>
+          <w:sz w:val="28"/>
+          <w:szCs w:val="28"/>
+          <w:lang w:val="en-US"/>
+        </w:rPr>
+        <w:t>(</w:t>
+      </w:r>
+      <w:proofErr w:type="gramEnd"/>
+      <w:r>
+        <w:rPr>
+          <w:rFonts w:ascii="Times New Roman" w:hAnsi="Times New Roman" w:cs="Times New Roman"/>
+          <w:sz w:val="28"/>
+          <w:szCs w:val="28"/>
+          <w:lang w:val="en-US"/>
+        </w:rPr>
+        <w:t>)</w:t>
+      </w:r>
+    </w:p>
+    <w:p>
+      <w:pPr>
+        <w:rPr>
+          <w:rFonts w:ascii="Times New Roman" w:hAnsi="Times New Roman" w:cs="Times New Roman"/>
+          <w:sz w:val="28"/>
+          <w:szCs w:val="28"/>
+          <w:lang w:val="en-US"/>
+        </w:rPr>
+      </w:pPr>
+      <w:r>
+        <w:rPr>
+          <w:rFonts w:ascii="Times New Roman" w:hAnsi="Times New Roman" w:cs="Times New Roman"/>
+          <w:sz w:val="28"/>
+          <w:szCs w:val="28"/>
+        </w:rPr>
+        <w:t>Отладка</w:t>
+      </w:r>
+    </w:p>
+    <w:p>
+      <w:pPr>
+        <w:rPr>
+          <w:rFonts w:ascii="Times New Roman" w:hAnsi="Times New Roman" w:cs="Times New Roman"/>
+          <w:sz w:val="28"/>
+          <w:szCs w:val="28"/>
+        </w:rPr>
+      </w:pPr>
+      <w:r>
+        <w:rPr>
+          <w:rFonts w:ascii="Times New Roman" w:hAnsi="Times New Roman" w:cs="Times New Roman"/>
+          <w:sz w:val="28"/>
+          <w:szCs w:val="28"/>
+          <w:lang w:val="en-US"/>
+        </w:rPr>
+        <w:t>Log</w:t>
+      </w:r>
+      <w:r>
+        <w:rPr>
+          <w:rFonts w:ascii="Times New Roman" w:hAnsi="Times New Roman" w:cs="Times New Roman"/>
+          <w:sz w:val="28"/>
+          <w:szCs w:val="28"/>
+        </w:rPr>
+        <w:t>.</w:t>
+      </w:r>
+      <w:r>
+        <w:rPr>
+          <w:rFonts w:ascii="Times New Roman" w:hAnsi="Times New Roman" w:cs="Times New Roman"/>
+          <w:sz w:val="28"/>
+          <w:szCs w:val="28"/>
+          <w:lang w:val="en-US"/>
+        </w:rPr>
+        <w:t>v</w:t>
+      </w:r>
+      <w:r>
+        <w:rPr>
+          <w:rFonts w:ascii="Times New Roman" w:hAnsi="Times New Roman" w:cs="Times New Roman"/>
+          <w:sz w:val="28"/>
+          <w:szCs w:val="28"/>
+        </w:rPr>
+        <w:t xml:space="preserve"> – (</w:t>
+      </w:r>
+      <w:r>
+        <w:rPr>
+          <w:rFonts w:ascii="Times New Roman" w:hAnsi="Times New Roman" w:cs="Times New Roman"/>
+          <w:sz w:val="28"/>
+          <w:szCs w:val="28"/>
+          <w:lang w:val="en-US"/>
+        </w:rPr>
+        <w:t>verbose</w:t>
+      </w:r>
+      <w:r>
+        <w:rPr>
+          <w:rFonts w:ascii="Times New Roman" w:hAnsi="Times New Roman" w:cs="Times New Roman"/>
+          <w:sz w:val="28"/>
+          <w:szCs w:val="28"/>
+        </w:rPr>
+        <w:t xml:space="preserve">) – </w:t>
+      </w:r>
+      <w:r>
+        <w:rPr>
+          <w:rFonts w:ascii="Times New Roman" w:hAnsi="Times New Roman" w:cs="Times New Roman"/>
+          <w:sz w:val="28"/>
+          <w:szCs w:val="28"/>
+        </w:rPr>
+        <w:t xml:space="preserve">максимально подробные </w:t>
+      </w:r>
+      <w:proofErr w:type="spellStart"/>
+      <w:r>
+        <w:rPr>
+          <w:rFonts w:ascii="Times New Roman" w:hAnsi="Times New Roman" w:cs="Times New Roman"/>
+          <w:sz w:val="28"/>
+          <w:szCs w:val="28"/>
+        </w:rPr>
+        <w:t>логи</w:t>
+      </w:r>
+      <w:proofErr w:type="spellEnd"/>
+    </w:p>
+    <w:p>
+      <w:pPr>
+        <w:rPr>
+          <w:rFonts w:ascii="Times New Roman" w:hAnsi="Times New Roman" w:cs="Times New Roman"/>
+          <w:sz w:val="28"/>
+          <w:szCs w:val="28"/>
+        </w:rPr>
+      </w:pPr>
+      <w:r>
+        <w:rPr>
+          <w:rFonts w:ascii="Times New Roman" w:hAnsi="Times New Roman" w:cs="Times New Roman"/>
+          <w:sz w:val="28"/>
+          <w:szCs w:val="28"/>
+          <w:lang w:val="en-US"/>
+        </w:rPr>
+        <w:t>Log</w:t>
+      </w:r>
+      <w:r>
+        <w:rPr>
+          <w:rFonts w:ascii="Times New Roman" w:hAnsi="Times New Roman" w:cs="Times New Roman"/>
+          <w:sz w:val="28"/>
+          <w:szCs w:val="28"/>
+        </w:rPr>
+        <w:t>.</w:t>
+      </w:r>
+      <w:r>
+        <w:rPr>
+          <w:rFonts w:ascii="Times New Roman" w:hAnsi="Times New Roman" w:cs="Times New Roman"/>
+          <w:sz w:val="28"/>
+          <w:szCs w:val="28"/>
+          <w:lang w:val="en-US"/>
+        </w:rPr>
+        <w:t>d</w:t>
+      </w:r>
+      <w:r>
+        <w:rPr>
+          <w:rFonts w:ascii="Times New Roman" w:hAnsi="Times New Roman" w:cs="Times New Roman"/>
+          <w:sz w:val="28"/>
+          <w:szCs w:val="28"/>
+        </w:rPr>
+        <w:t xml:space="preserve"> – (</w:t>
+      </w:r>
+      <w:r>
+        <w:rPr>
+          <w:rFonts w:ascii="Times New Roman" w:hAnsi="Times New Roman" w:cs="Times New Roman"/>
+          <w:sz w:val="28"/>
+          <w:szCs w:val="28"/>
+          <w:lang w:val="en-US"/>
+        </w:rPr>
+        <w:t>debug</w:t>
+      </w:r>
+      <w:r>
+        <w:rPr>
+          <w:rFonts w:ascii="Times New Roman" w:hAnsi="Times New Roman" w:cs="Times New Roman"/>
+          <w:sz w:val="28"/>
+          <w:szCs w:val="28"/>
+        </w:rPr>
+        <w:t xml:space="preserve">) – </w:t>
+      </w:r>
+      <w:r>
+        <w:rPr>
+          <w:rFonts w:ascii="Times New Roman" w:hAnsi="Times New Roman" w:cs="Times New Roman"/>
+          <w:sz w:val="28"/>
+          <w:szCs w:val="28"/>
+        </w:rPr>
+        <w:t>отладочная информация</w:t>
+      </w:r>
+    </w:p>
+    <w:p>
+      <w:pPr>
+        <w:rPr>
+          <w:rFonts w:ascii="Times New Roman" w:hAnsi="Times New Roman" w:cs="Times New Roman"/>
+          <w:sz w:val="28"/>
+          <w:szCs w:val="28"/>
+        </w:rPr>
+      </w:pPr>
+      <w:r>
+        <w:rPr>
+          <w:rFonts w:ascii="Times New Roman" w:hAnsi="Times New Roman" w:cs="Times New Roman"/>
+          <w:sz w:val="28"/>
+          <w:szCs w:val="28"/>
+          <w:lang w:val="en-US"/>
+        </w:rPr>
+        <w:t>Log</w:t>
+      </w:r>
+      <w:r>
+        <w:rPr>
+          <w:rFonts w:ascii="Times New Roman" w:hAnsi="Times New Roman" w:cs="Times New Roman"/>
+          <w:sz w:val="28"/>
+          <w:szCs w:val="28"/>
+        </w:rPr>
+        <w:t>.</w:t>
+      </w:r>
+      <w:proofErr w:type="spellStart"/>
+      <w:r>
+        <w:rPr>
+          <w:rFonts w:ascii="Times New Roman" w:hAnsi="Times New Roman" w:cs="Times New Roman"/>
+          <w:sz w:val="28"/>
+          <w:szCs w:val="28"/>
+          <w:lang w:val="en-US"/>
+        </w:rPr>
+        <w:t>i</w:t>
+      </w:r>
+      <w:proofErr w:type="spellEnd"/>
+      <w:r>
+        <w:rPr>
+          <w:rFonts w:ascii="Times New Roman" w:hAnsi="Times New Roman" w:cs="Times New Roman"/>
+          <w:sz w:val="28"/>
+          <w:szCs w:val="28"/>
+        </w:rPr>
+        <w:t xml:space="preserve"> – (</w:t>
+      </w:r>
+      <w:r>
+        <w:rPr>
+          <w:rFonts w:ascii="Times New Roman" w:hAnsi="Times New Roman" w:cs="Times New Roman"/>
+          <w:sz w:val="28"/>
+          <w:szCs w:val="28"/>
+          <w:lang w:val="en-US"/>
+        </w:rPr>
+        <w:t>info</w:t>
+      </w:r>
+      <w:r>
+        <w:rPr>
+          <w:rFonts w:ascii="Times New Roman" w:hAnsi="Times New Roman" w:cs="Times New Roman"/>
+          <w:sz w:val="28"/>
+          <w:szCs w:val="28"/>
+        </w:rPr>
+        <w:t xml:space="preserve">) – </w:t>
+      </w:r>
+      <w:r>
+        <w:rPr>
+          <w:rFonts w:ascii="Times New Roman" w:hAnsi="Times New Roman" w:cs="Times New Roman"/>
+          <w:sz w:val="28"/>
+          <w:szCs w:val="28"/>
+        </w:rPr>
+        <w:t>важные сообщения о нормальной работе</w:t>
+      </w:r>
+    </w:p>
+    <w:p>
+      <w:pPr>
+        <w:rPr>
+          <w:rFonts w:ascii="Times New Roman" w:hAnsi="Times New Roman" w:cs="Times New Roman"/>
+          <w:sz w:val="28"/>
+          <w:szCs w:val="28"/>
+        </w:rPr>
+      </w:pPr>
+      <w:r>
+        <w:rPr>
+          <w:rFonts w:ascii="Times New Roman" w:hAnsi="Times New Roman" w:cs="Times New Roman"/>
+          <w:sz w:val="28"/>
+          <w:szCs w:val="28"/>
+          <w:lang w:val="en-US"/>
+        </w:rPr>
+        <w:t>Log</w:t>
+      </w:r>
+      <w:r>
+        <w:rPr>
+          <w:rFonts w:ascii="Times New Roman" w:hAnsi="Times New Roman" w:cs="Times New Roman"/>
+          <w:sz w:val="28"/>
+          <w:szCs w:val="28"/>
+        </w:rPr>
+        <w:t>.</w:t>
+      </w:r>
+      <w:r>
+        <w:rPr>
+          <w:rFonts w:ascii="Times New Roman" w:hAnsi="Times New Roman" w:cs="Times New Roman"/>
+          <w:sz w:val="28"/>
+          <w:szCs w:val="28"/>
+          <w:lang w:val="en-US"/>
+        </w:rPr>
+        <w:t>w</w:t>
+      </w:r>
+      <w:r>
+        <w:rPr>
+          <w:rFonts w:ascii="Times New Roman" w:hAnsi="Times New Roman" w:cs="Times New Roman"/>
+          <w:sz w:val="28"/>
+          <w:szCs w:val="28"/>
+        </w:rPr>
+        <w:t xml:space="preserve"> – (</w:t>
+      </w:r>
+      <w:r>
+        <w:rPr>
+          <w:rFonts w:ascii="Times New Roman" w:hAnsi="Times New Roman" w:cs="Times New Roman"/>
+          <w:sz w:val="28"/>
+          <w:szCs w:val="28"/>
+          <w:lang w:val="en-US"/>
+        </w:rPr>
+        <w:t>warn</w:t>
+      </w:r>
+      <w:r>
+        <w:rPr>
+          <w:rFonts w:ascii="Times New Roman" w:hAnsi="Times New Roman" w:cs="Times New Roman"/>
+          <w:sz w:val="28"/>
+          <w:szCs w:val="28"/>
+        </w:rPr>
+        <w:t xml:space="preserve">) – </w:t>
+      </w:r>
+      <w:r>
+        <w:rPr>
+          <w:rFonts w:ascii="Times New Roman" w:hAnsi="Times New Roman" w:cs="Times New Roman"/>
+          <w:sz w:val="28"/>
+          <w:szCs w:val="28"/>
+        </w:rPr>
+        <w:t>предупреждения</w:t>
+      </w:r>
+    </w:p>
+    <w:p>
+      <w:pPr>
+        <w:rPr>
+          <w:rFonts w:ascii="Times New Roman" w:hAnsi="Times New Roman" w:cs="Times New Roman"/>
+          <w:sz w:val="28"/>
+          <w:szCs w:val="28"/>
+          <w:lang w:val="en-US"/>
+        </w:rPr>
+      </w:pPr>
+      <w:proofErr w:type="spellStart"/>
+      <w:r>
+        <w:rPr>
+          <w:rFonts w:ascii="Times New Roman" w:hAnsi="Times New Roman" w:cs="Times New Roman"/>
+          <w:sz w:val="28"/>
+          <w:szCs w:val="28"/>
+          <w:lang w:val="en-US"/>
+        </w:rPr>
+        <w:t>Log</w:t>
+      </w:r>
+      <w:r>
+        <w:rPr>
+          <w:rFonts w:ascii="Times New Roman" w:hAnsi="Times New Roman" w:cs="Times New Roman"/>
+          <w:sz w:val="28"/>
+          <w:szCs w:val="28"/>
+          <w:lang w:val="en-US"/>
+        </w:rPr>
+        <w:t>.</w:t>
+      </w:r>
+      <w:r>
+        <w:rPr>
+          <w:rFonts w:ascii="Times New Roman" w:hAnsi="Times New Roman" w:cs="Times New Roman"/>
+          <w:sz w:val="28"/>
+          <w:szCs w:val="28"/>
+          <w:lang w:val="en-US"/>
+        </w:rPr>
+        <w:t>e</w:t>
+      </w:r>
+      <w:proofErr w:type="spellEnd"/>
+      <w:r>
+        <w:rPr>
+          <w:rFonts w:ascii="Times New Roman" w:hAnsi="Times New Roman" w:cs="Times New Roman"/>
+          <w:sz w:val="28"/>
+          <w:szCs w:val="28"/>
+          <w:lang w:val="en-US"/>
+        </w:rPr>
+        <w:t xml:space="preserve"> – (</w:t>
+      </w:r>
+      <w:r>
+        <w:rPr>
+          <w:rFonts w:ascii="Times New Roman" w:hAnsi="Times New Roman" w:cs="Times New Roman"/>
+          <w:sz w:val="28"/>
+          <w:szCs w:val="28"/>
+          <w:lang w:val="en-US"/>
+        </w:rPr>
+        <w:t>error</w:t>
+      </w:r>
+      <w:r>
+        <w:rPr>
+          <w:rFonts w:ascii="Times New Roman" w:hAnsi="Times New Roman" w:cs="Times New Roman"/>
+          <w:sz w:val="28"/>
+          <w:szCs w:val="28"/>
+          <w:lang w:val="en-US"/>
+        </w:rPr>
+        <w:t>)</w:t>
+      </w:r>
+      <w:r>
+        <w:rPr>
+          <w:rFonts w:ascii="Times New Roman" w:hAnsi="Times New Roman" w:cs="Times New Roman"/>
+          <w:sz w:val="28"/>
+          <w:szCs w:val="28"/>
+          <w:lang w:val="en-US"/>
+        </w:rPr>
+        <w:t xml:space="preserve"> – </w:t>
+      </w:r>
+      <w:r>
+        <w:rPr>
+          <w:rFonts w:ascii="Times New Roman" w:hAnsi="Times New Roman" w:cs="Times New Roman"/>
+          <w:sz w:val="28"/>
+          <w:szCs w:val="28"/>
+        </w:rPr>
+        <w:t>ошибки</w:t>
+      </w:r>
+    </w:p>
+    <w:p>
+      <w:pPr>
+        <w:rPr>
+          <w:rFonts w:ascii="Times New Roman" w:hAnsi="Times New Roman" w:cs="Times New Roman"/>
+          <w:sz w:val="28"/>
+          <w:szCs w:val="28"/>
+          <w:lang w:val="en-US"/>
+        </w:rPr>
+      </w:pPr>
+      <w:proofErr w:type="spellStart"/>
+      <w:r>
+        <w:rPr>
+          <w:rFonts w:ascii="Times New Roman" w:hAnsi="Times New Roman" w:cs="Times New Roman"/>
+          <w:sz w:val="28"/>
+          <w:szCs w:val="28"/>
+          <w:lang w:val="en-US"/>
+        </w:rPr>
+        <w:t>Log.wtf</w:t>
+      </w:r>
+      <w:proofErr w:type="spellEnd"/>
+      <w:r>
+        <w:rPr>
+          <w:rFonts w:ascii="Times New Roman" w:hAnsi="Times New Roman" w:cs="Times New Roman"/>
+          <w:sz w:val="28"/>
+          <w:szCs w:val="28"/>
+          <w:lang w:val="en-US"/>
+        </w:rPr>
+        <w:t xml:space="preserve"> – (what a terrible failure) – </w:t>
+      </w:r>
+      <w:r>
+        <w:rPr>
+          <w:rFonts w:ascii="Times New Roman" w:hAnsi="Times New Roman" w:cs="Times New Roman"/>
+          <w:sz w:val="28"/>
+          <w:szCs w:val="28"/>
+        </w:rPr>
+        <w:t>критическая</w:t>
+      </w:r>
+      <w:r>
+        <w:rPr>
+          <w:rFonts w:ascii="Times New Roman" w:hAnsi="Times New Roman" w:cs="Times New Roman"/>
+          <w:sz w:val="28"/>
+          <w:szCs w:val="28"/>
+          <w:lang w:val="en-US"/>
+        </w:rPr>
+        <w:t xml:space="preserve"> </w:t>
+      </w:r>
+      <w:r>
+        <w:rPr>
+          <w:rFonts w:ascii="Times New Roman" w:hAnsi="Times New Roman" w:cs="Times New Roman"/>
+          <w:sz w:val="28"/>
+          <w:szCs w:val="28"/>
+        </w:rPr>
+        <w:t>ошибка</w:t>
+      </w:r>
+    </w:p>
+    <w:p>
+      <w:pPr>
+        <w:rPr>
+          <w:rFonts w:ascii="Times New Roman" w:hAnsi="Times New Roman" w:cs="Times New Roman"/>
+          <w:sz w:val="28"/>
+          <w:szCs w:val="28"/>
+        </w:rPr>
+      </w:pPr>
+      <w:r>
+        <w:rPr>
+          <w:rFonts w:ascii="Times New Roman" w:hAnsi="Times New Roman" w:cs="Times New Roman"/>
+          <w:sz w:val="28"/>
+          <w:szCs w:val="28"/>
+        </w:rPr>
+        <w:t xml:space="preserve">При вызове функций </w:t>
+      </w:r>
+      <w:proofErr w:type="spellStart"/>
+      <w:r>
+        <w:rPr>
+          <w:rFonts w:ascii="Times New Roman" w:hAnsi="Times New Roman" w:cs="Times New Roman"/>
+          <w:sz w:val="28"/>
+          <w:szCs w:val="28"/>
+        </w:rPr>
+        <w:t>логирования</w:t>
+      </w:r>
+      <w:proofErr w:type="spellEnd"/>
+      <w:r>
+        <w:rPr>
+          <w:rFonts w:ascii="Times New Roman" w:hAnsi="Times New Roman" w:cs="Times New Roman"/>
+          <w:sz w:val="28"/>
+          <w:szCs w:val="28"/>
+        </w:rPr>
+        <w:t xml:space="preserve"> указывается два основных параметра</w:t>
+      </w:r>
+      <w:r>
+        <w:rPr>
+          <w:rFonts w:ascii="Times New Roman" w:hAnsi="Times New Roman" w:cs="Times New Roman"/>
+          <w:sz w:val="28"/>
+          <w:szCs w:val="28"/>
+        </w:rPr>
+        <w:t xml:space="preserve">: </w:t>
+      </w:r>
+      <w:r>
+        <w:rPr>
+          <w:rFonts w:ascii="Times New Roman" w:hAnsi="Times New Roman" w:cs="Times New Roman"/>
+          <w:sz w:val="28"/>
+          <w:szCs w:val="28"/>
+          <w:lang w:val="en-US"/>
+        </w:rPr>
+        <w:t>tag</w:t>
+      </w:r>
+      <w:r>
+        <w:rPr>
+          <w:rFonts w:ascii="Times New Roman" w:hAnsi="Times New Roman" w:cs="Times New Roman"/>
+          <w:sz w:val="28"/>
+          <w:szCs w:val="28"/>
+        </w:rPr>
+        <w:t xml:space="preserve"> </w:t>
+      </w:r>
+      <w:r>
+        <w:rPr>
+          <w:rFonts w:ascii="Times New Roman" w:hAnsi="Times New Roman" w:cs="Times New Roman"/>
+          <w:sz w:val="28"/>
+          <w:szCs w:val="28"/>
+        </w:rPr>
+        <w:t>–</w:t>
+      </w:r>
+      <w:r>
+        <w:rPr>
+          <w:rFonts w:ascii="Times New Roman" w:hAnsi="Times New Roman" w:cs="Times New Roman"/>
+          <w:sz w:val="28"/>
+          <w:szCs w:val="28"/>
+        </w:rPr>
+        <w:t xml:space="preserve"> </w:t>
+      </w:r>
+      <w:r>
+        <w:rPr>
+          <w:rFonts w:ascii="Times New Roman" w:hAnsi="Times New Roman" w:cs="Times New Roman"/>
+          <w:sz w:val="28"/>
+          <w:szCs w:val="28"/>
+        </w:rPr>
+        <w:t>имя класс или компонента, используется для фильтрации сообщений в отладчике</w:t>
+      </w:r>
+    </w:p>
+    <w:p>
+      <w:pPr>
+        <w:rPr>
+          <w:rFonts w:ascii="Times New Roman" w:hAnsi="Times New Roman" w:cs="Times New Roman"/>
+          <w:sz w:val="28"/>
+          <w:szCs w:val="28"/>
+        </w:rPr>
+      </w:pPr>
+      <w:r>
+        <w:rPr>
+          <w:rFonts w:ascii="Times New Roman" w:hAnsi="Times New Roman" w:cs="Times New Roman"/>
+          <w:sz w:val="28"/>
+          <w:szCs w:val="28"/>
+          <w:lang w:val="en-US"/>
+        </w:rPr>
+        <w:t xml:space="preserve">Message – </w:t>
+      </w:r>
+      <w:r>
+        <w:rPr>
+          <w:rFonts w:ascii="Times New Roman" w:hAnsi="Times New Roman" w:cs="Times New Roman"/>
+          <w:sz w:val="28"/>
+          <w:szCs w:val="28"/>
+        </w:rPr>
+        <w:t>содержит выводимое сообщение</w:t>
       </w:r>
       <w:bookmarkStart w:id="0" w:name="_GoBack"/>
       <w:bookmarkEnd w:id="0"/>
@@ -2745,7 +5463,7 @@
 </file>
 
 <file path=customXml/itemProps1.xml><?xml version="1.0" encoding="utf-8"?>
-<ds:datastoreItem xmlns:ds="http://schemas.openxmlformats.org/officeDocument/2006/customXml" ds:itemID="{C4A4F75C-C1B1-4D9F-BA0D-1189CA10A53C}">
+<ds:datastoreItem xmlns:ds="http://schemas.openxmlformats.org/officeDocument/2006/customXml" ds:itemID="{0851C995-317E-48A4-BBD3-2D1A407FC27F}">
   <ds:schemaRefs>
     <ds:schemaRef ds:uri="http://schemas.openxmlformats.org/officeDocument/2006/bibliography"/>
   </ds:schemaRefs>
